--- a/Visualization/figurbeskrivelser.docx
+++ b/Visualization/figurbeskrivelser.docx
@@ -38,12 +38,12 @@
     </w:p>
     <w:p>
       <w:r>
-        <w:t>Visualization-mappen har åtte Python-skript. Sju av dem lager figurer. bygg_info.py lager ingen figur, men skriver informasjon om ett bygg til konsollen og til en tekstfil. Det er beskrevet kort til slutt. Dokumentet går gjennom skriptene ett for ett. For hver figur står det hva den viser og hvordan den leses. Der figuren har et tydelig ekstrempunkt, er punktet tatt med i en egen boks med årsaken bak.</w:t>
+        <w:t>Visualization-mappen har ni Python-skript. Åtte av dem lager figurer. bygg_info.py lager ingen figur, men skriver informasjon om ett bygg til konsollen og til en tekstfil. Det er beskrevet kort til slutt. Dokumentet går gjennom skriptene ett for ett. For hver figur står det hva den viser og hvordan den leses. Der figuren har et tydelig ekstrempunkt, er punktet tatt med i en egen boks med årsaken bak.</w:t>
       </w:r>
     </w:p>
     <w:p>
       <w:r>
-        <w:t>Skriptene som jobber på én site om gangen er vist med Robin (University College London) som eksempel. Det gjelder robin_boxplots.py, vaer_profil.py, vindrose.py og vindretning_analyse.py. varmebehov_korrelasjon.py er vist for alle sites samlet.</w:t>
+        <w:t>Skriptene som jobber på én site om gangen er vist med Robin (University College London) som eksempel. Det gjelder robin_boxplots.py, vaer_profil.py, vindrose.py, vindretning_analyse.py og tidsserie_fordeling.py. varmebehov_korrelasjon.py er vist for alle sites samlet.</w:t>
       </w:r>
     </w:p>
     <w:p>
@@ -5873,6 +5873,2458 @@
         <w:pStyle w:val="Heading1"/>
       </w:pPr>
       <w:r>
+        <w:t>tidsserie_fordeling.py</w:t>
+      </w:r>
+    </w:p>
+    <w:p>
+      <w:r>
+        <w:t>Dekker de delene av «Data understanding» som de andre skriptene ikke viser direkte: forbruket som en sammenhengende tidsserie, 2016 mot 2017, hvert bygg over tid, histogrammer av måler- og værdata, og en korrelasjonsmatrise mellom alle variablene. Skriptet skriver også nøkkeltall til sammendrag.csv. Dataene vaskes ikke, med vilje, slik at feil blir synlige i figurene.</w:t>
+      </w:r>
+    </w:p>
+    <w:p>
+      <w:r>
+        <w:rPr>
+          <w:b/>
+        </w:rPr>
+        <w:t xml:space="preserve">Kjøring: </w:t>
+      </w:r>
+      <w:r>
+        <w:t>python tidsserie_fordeling.py Robin</w:t>
+      </w:r>
+    </w:p>
+    <w:p>
+      <w:r>
+        <w:rPr>
+          <w:b/>
+        </w:rPr>
+        <w:t xml:space="preserve">Figurer i dokumentet: </w:t>
+      </w:r>
+      <w:r>
+        <w:t>figures\Robin\19–24</w:t>
+      </w:r>
+    </w:p>
+    <w:p>
+      <w:pPr>
+        <w:pStyle w:val="Heading2"/>
+      </w:pPr>
+      <w:r>
+        <w:t>Nøkkeltall for Robin</w:t>
+      </w:r>
+    </w:p>
+    <w:p>
+      <w:r>
+        <w:t>Tabellen er hentet fra sammendrag.csv og viser timesverdier. Den dekker kravet om minimum, maksimum, gjennomsnitt, median og standardavvik. Skydekke og nedbør er tatt ut fordi bare 19 % og 0 % av timene har verdi.</w:t>
+      </w:r>
+    </w:p>
+    <w:tbl>
+      <w:tblPr>
+        <w:tblStyle w:val="TableGrid"/>
+        <w:tblW w:type="auto" w:w="0"/>
+        <w:tblLook w:firstColumn="1" w:firstRow="1" w:lastColumn="0" w:lastRow="0" w:noHBand="0" w:noVBand="1" w:val="04A0"/>
+      </w:tblPr>
+      <w:tblGrid>
+        <w:gridCol w:w="1046"/>
+        <w:gridCol w:w="1046"/>
+        <w:gridCol w:w="1046"/>
+        <w:gridCol w:w="1046"/>
+        <w:gridCol w:w="1046"/>
+        <w:gridCol w:w="1046"/>
+        <w:gridCol w:w="1046"/>
+        <w:gridCol w:w="1046"/>
+        <w:gridCol w:w="1046"/>
+      </w:tblGrid>
+      <w:tr>
+        <w:tc>
+          <w:tcPr>
+            <w:tcW w:type="dxa" w:w="1871"/>
+            <w:shd w:val="clear" w:color="auto" w:fill="E4E3DC"/>
+          </w:tcPr>
+          <w:p>
+            <w:r/>
+            <w:r>
+              <w:rPr>
+                <w:b/>
+                <w:sz w:val="17"/>
+              </w:rPr>
+              <w:t>Variabel</w:t>
+            </w:r>
+          </w:p>
+        </w:tc>
+        <w:tc>
+          <w:tcPr>
+            <w:tcW w:type="dxa" w:w="935"/>
+            <w:shd w:val="clear" w:color="auto" w:fill="E4E3DC"/>
+          </w:tcPr>
+          <w:p>
+            <w:r/>
+            <w:r>
+              <w:rPr>
+                <w:b/>
+                <w:sz w:val="17"/>
+              </w:rPr>
+              <w:t>n</w:t>
+            </w:r>
+          </w:p>
+        </w:tc>
+        <w:tc>
+          <w:tcPr>
+            <w:tcW w:type="dxa" w:w="935"/>
+            <w:shd w:val="clear" w:color="auto" w:fill="E4E3DC"/>
+          </w:tcPr>
+          <w:p>
+            <w:r/>
+            <w:r>
+              <w:rPr>
+                <w:b/>
+                <w:sz w:val="17"/>
+              </w:rPr>
+              <w:t>Min</w:t>
+            </w:r>
+          </w:p>
+        </w:tc>
+        <w:tc>
+          <w:tcPr>
+            <w:tcW w:type="dxa" w:w="935"/>
+            <w:shd w:val="clear" w:color="auto" w:fill="E4E3DC"/>
+          </w:tcPr>
+          <w:p>
+            <w:r/>
+            <w:r>
+              <w:rPr>
+                <w:b/>
+                <w:sz w:val="17"/>
+              </w:rPr>
+              <w:t>Median</w:t>
+            </w:r>
+          </w:p>
+        </w:tc>
+        <w:tc>
+          <w:tcPr>
+            <w:tcW w:type="dxa" w:w="935"/>
+            <w:shd w:val="clear" w:color="auto" w:fill="E4E3DC"/>
+          </w:tcPr>
+          <w:p>
+            <w:r/>
+            <w:r>
+              <w:rPr>
+                <w:b/>
+                <w:sz w:val="17"/>
+              </w:rPr>
+              <w:t>Maks</w:t>
+            </w:r>
+          </w:p>
+        </w:tc>
+        <w:tc>
+          <w:tcPr>
+            <w:tcW w:type="dxa" w:w="935"/>
+            <w:shd w:val="clear" w:color="auto" w:fill="E4E3DC"/>
+          </w:tcPr>
+          <w:p>
+            <w:r/>
+            <w:r>
+              <w:rPr>
+                <w:b/>
+                <w:sz w:val="17"/>
+              </w:rPr>
+              <w:t>Snitt</w:t>
+            </w:r>
+          </w:p>
+        </w:tc>
+        <w:tc>
+          <w:tcPr>
+            <w:tcW w:type="dxa" w:w="935"/>
+            <w:shd w:val="clear" w:color="auto" w:fill="E4E3DC"/>
+          </w:tcPr>
+          <w:p>
+            <w:r/>
+            <w:r>
+              <w:rPr>
+                <w:b/>
+                <w:sz w:val="17"/>
+              </w:rPr>
+              <w:t>Std</w:t>
+            </w:r>
+          </w:p>
+        </w:tc>
+        <w:tc>
+          <w:tcPr>
+            <w:tcW w:type="dxa" w:w="935"/>
+            <w:shd w:val="clear" w:color="auto" w:fill="E4E3DC"/>
+          </w:tcPr>
+          <w:p>
+            <w:r/>
+            <w:r>
+              <w:rPr>
+                <w:b/>
+                <w:sz w:val="17"/>
+              </w:rPr>
+              <w:t>Skjevhet</w:t>
+            </w:r>
+          </w:p>
+        </w:tc>
+        <w:tc>
+          <w:tcPr>
+            <w:tcW w:type="dxa" w:w="935"/>
+            <w:shd w:val="clear" w:color="auto" w:fill="E4E3DC"/>
+          </w:tcPr>
+          <w:p>
+            <w:r/>
+            <w:r>
+              <w:rPr>
+                <w:b/>
+                <w:sz w:val="17"/>
+              </w:rPr>
+              <w:t>Andel 0 (%)</w:t>
+            </w:r>
+          </w:p>
+        </w:tc>
+      </w:tr>
+      <w:tr>
+        <w:tc>
+          <w:tcPr>
+            <w:tcW w:type="dxa" w:w="1871"/>
+          </w:tcPr>
+          <w:p>
+            <w:r/>
+            <w:r>
+              <w:rPr>
+                <w:sz w:val="17"/>
+              </w:rPr>
+              <w:t>electricity</w:t>
+            </w:r>
+          </w:p>
+        </w:tc>
+        <w:tc>
+          <w:tcPr>
+            <w:tcW w:type="dxa" w:w="935"/>
+          </w:tcPr>
+          <w:p>
+            <w:pPr>
+              <w:jc w:val="right"/>
+            </w:pPr>
+            <w:r/>
+            <w:r>
+              <w:rPr>
+                <w:sz w:val="17"/>
+              </w:rPr>
+              <w:t>903 523</w:t>
+            </w:r>
+          </w:p>
+        </w:tc>
+        <w:tc>
+          <w:tcPr>
+            <w:tcW w:type="dxa" w:w="935"/>
+          </w:tcPr>
+          <w:p>
+            <w:pPr>
+              <w:jc w:val="right"/>
+            </w:pPr>
+            <w:r/>
+            <w:r>
+              <w:rPr>
+                <w:sz w:val="17"/>
+              </w:rPr>
+              <w:t>0,0</w:t>
+            </w:r>
+          </w:p>
+        </w:tc>
+        <w:tc>
+          <w:tcPr>
+            <w:tcW w:type="dxa" w:w="935"/>
+          </w:tcPr>
+          <w:p>
+            <w:pPr>
+              <w:jc w:val="right"/>
+            </w:pPr>
+            <w:r/>
+            <w:r>
+              <w:rPr>
+                <w:sz w:val="17"/>
+              </w:rPr>
+              <w:t>84,8</w:t>
+            </w:r>
+          </w:p>
+        </w:tc>
+        <w:tc>
+          <w:tcPr>
+            <w:tcW w:type="dxa" w:w="935"/>
+          </w:tcPr>
+          <w:p>
+            <w:pPr>
+              <w:jc w:val="right"/>
+            </w:pPr>
+            <w:r/>
+            <w:r>
+              <w:rPr>
+                <w:sz w:val="17"/>
+              </w:rPr>
+              <w:t>1 544,5</w:t>
+            </w:r>
+          </w:p>
+        </w:tc>
+        <w:tc>
+          <w:tcPr>
+            <w:tcW w:type="dxa" w:w="935"/>
+          </w:tcPr>
+          <w:p>
+            <w:pPr>
+              <w:jc w:val="right"/>
+            </w:pPr>
+            <w:r/>
+            <w:r>
+              <w:rPr>
+                <w:sz w:val="17"/>
+              </w:rPr>
+              <w:t>158,3</w:t>
+            </w:r>
+          </w:p>
+        </w:tc>
+        <w:tc>
+          <w:tcPr>
+            <w:tcW w:type="dxa" w:w="935"/>
+          </w:tcPr>
+          <w:p>
+            <w:pPr>
+              <w:jc w:val="right"/>
+            </w:pPr>
+            <w:r/>
+            <w:r>
+              <w:rPr>
+                <w:sz w:val="17"/>
+              </w:rPr>
+              <w:t>181,2</w:t>
+            </w:r>
+          </w:p>
+        </w:tc>
+        <w:tc>
+          <w:tcPr>
+            <w:tcW w:type="dxa" w:w="935"/>
+          </w:tcPr>
+          <w:p>
+            <w:pPr>
+              <w:jc w:val="right"/>
+            </w:pPr>
+            <w:r/>
+            <w:r>
+              <w:rPr>
+                <w:sz w:val="17"/>
+              </w:rPr>
+              <w:t>2,1</w:t>
+            </w:r>
+          </w:p>
+        </w:tc>
+        <w:tc>
+          <w:tcPr>
+            <w:tcW w:type="dxa" w:w="935"/>
+          </w:tcPr>
+          <w:p>
+            <w:pPr>
+              <w:jc w:val="right"/>
+            </w:pPr>
+            <w:r/>
+            <w:r>
+              <w:rPr>
+                <w:sz w:val="17"/>
+              </w:rPr>
+              <w:t>0,2</w:t>
+            </w:r>
+          </w:p>
+        </w:tc>
+      </w:tr>
+      <w:tr>
+        <w:tc>
+          <w:tcPr>
+            <w:tcW w:type="dxa" w:w="1871"/>
+          </w:tcPr>
+          <w:p>
+            <w:r/>
+            <w:r>
+              <w:rPr>
+                <w:sz w:val="17"/>
+              </w:rPr>
+              <w:t>hotwater</w:t>
+            </w:r>
+          </w:p>
+        </w:tc>
+        <w:tc>
+          <w:tcPr>
+            <w:tcW w:type="dxa" w:w="935"/>
+          </w:tcPr>
+          <w:p>
+            <w:pPr>
+              <w:jc w:val="right"/>
+            </w:pPr>
+            <w:r/>
+            <w:r>
+              <w:rPr>
+                <w:sz w:val="17"/>
+              </w:rPr>
+              <w:t>245 577</w:t>
+            </w:r>
+          </w:p>
+        </w:tc>
+        <w:tc>
+          <w:tcPr>
+            <w:tcW w:type="dxa" w:w="935"/>
+          </w:tcPr>
+          <w:p>
+            <w:pPr>
+              <w:jc w:val="right"/>
+            </w:pPr>
+            <w:r/>
+            <w:r>
+              <w:rPr>
+                <w:sz w:val="17"/>
+              </w:rPr>
+              <w:t>0,0</w:t>
+            </w:r>
+          </w:p>
+        </w:tc>
+        <w:tc>
+          <w:tcPr>
+            <w:tcW w:type="dxa" w:w="935"/>
+          </w:tcPr>
+          <w:p>
+            <w:pPr>
+              <w:jc w:val="right"/>
+            </w:pPr>
+            <w:r/>
+            <w:r>
+              <w:rPr>
+                <w:sz w:val="17"/>
+              </w:rPr>
+              <w:t>18,5</w:t>
+            </w:r>
+          </w:p>
+        </w:tc>
+        <w:tc>
+          <w:tcPr>
+            <w:tcW w:type="dxa" w:w="935"/>
+          </w:tcPr>
+          <w:p>
+            <w:pPr>
+              <w:jc w:val="right"/>
+            </w:pPr>
+            <w:r/>
+            <w:r>
+              <w:rPr>
+                <w:sz w:val="17"/>
+              </w:rPr>
+              <w:t>23 000,0</w:t>
+            </w:r>
+          </w:p>
+        </w:tc>
+        <w:tc>
+          <w:tcPr>
+            <w:tcW w:type="dxa" w:w="935"/>
+          </w:tcPr>
+          <w:p>
+            <w:pPr>
+              <w:jc w:val="right"/>
+            </w:pPr>
+            <w:r/>
+            <w:r>
+              <w:rPr>
+                <w:sz w:val="17"/>
+              </w:rPr>
+              <w:t>81,0</w:t>
+            </w:r>
+          </w:p>
+        </w:tc>
+        <w:tc>
+          <w:tcPr>
+            <w:tcW w:type="dxa" w:w="935"/>
+          </w:tcPr>
+          <w:p>
+            <w:pPr>
+              <w:jc w:val="right"/>
+            </w:pPr>
+            <w:r/>
+            <w:r>
+              <w:rPr>
+                <w:sz w:val="17"/>
+              </w:rPr>
+              <w:t>164,2</w:t>
+            </w:r>
+          </w:p>
+        </w:tc>
+        <w:tc>
+          <w:tcPr>
+            <w:tcW w:type="dxa" w:w="935"/>
+          </w:tcPr>
+          <w:p>
+            <w:pPr>
+              <w:jc w:val="right"/>
+            </w:pPr>
+            <w:r/>
+            <w:r>
+              <w:rPr>
+                <w:sz w:val="17"/>
+              </w:rPr>
+              <w:t>32,7</w:t>
+            </w:r>
+          </w:p>
+        </w:tc>
+        <w:tc>
+          <w:tcPr>
+            <w:tcW w:type="dxa" w:w="935"/>
+          </w:tcPr>
+          <w:p>
+            <w:pPr>
+              <w:jc w:val="right"/>
+            </w:pPr>
+            <w:r/>
+            <w:r>
+              <w:rPr>
+                <w:sz w:val="17"/>
+              </w:rPr>
+              <w:t>43,4</w:t>
+            </w:r>
+          </w:p>
+        </w:tc>
+      </w:tr>
+      <w:tr>
+        <w:tc>
+          <w:tcPr>
+            <w:tcW w:type="dxa" w:w="1871"/>
+          </w:tcPr>
+          <w:p>
+            <w:r/>
+            <w:r>
+              <w:rPr>
+                <w:sz w:val="17"/>
+              </w:rPr>
+              <w:t>airTemperature</w:t>
+            </w:r>
+          </w:p>
+        </w:tc>
+        <w:tc>
+          <w:tcPr>
+            <w:tcW w:type="dxa" w:w="935"/>
+          </w:tcPr>
+          <w:p>
+            <w:pPr>
+              <w:jc w:val="right"/>
+            </w:pPr>
+            <w:r/>
+            <w:r>
+              <w:rPr>
+                <w:sz w:val="17"/>
+              </w:rPr>
+              <w:t>17 515</w:t>
+            </w:r>
+          </w:p>
+        </w:tc>
+        <w:tc>
+          <w:tcPr>
+            <w:tcW w:type="dxa" w:w="935"/>
+          </w:tcPr>
+          <w:p>
+            <w:pPr>
+              <w:jc w:val="right"/>
+            </w:pPr>
+            <w:r/>
+            <w:r>
+              <w:rPr>
+                <w:sz w:val="17"/>
+              </w:rPr>
+              <w:t>-4,1</w:t>
+            </w:r>
+          </w:p>
+        </w:tc>
+        <w:tc>
+          <w:tcPr>
+            <w:tcW w:type="dxa" w:w="935"/>
+          </w:tcPr>
+          <w:p>
+            <w:pPr>
+              <w:jc w:val="right"/>
+            </w:pPr>
+            <w:r/>
+            <w:r>
+              <w:rPr>
+                <w:sz w:val="17"/>
+              </w:rPr>
+              <w:t>11,6</w:t>
+            </w:r>
+          </w:p>
+        </w:tc>
+        <w:tc>
+          <w:tcPr>
+            <w:tcW w:type="dxa" w:w="935"/>
+          </w:tcPr>
+          <w:p>
+            <w:pPr>
+              <w:jc w:val="right"/>
+            </w:pPr>
+            <w:r/>
+            <w:r>
+              <w:rPr>
+                <w:sz w:val="17"/>
+              </w:rPr>
+              <w:t>33,9</w:t>
+            </w:r>
+          </w:p>
+        </w:tc>
+        <w:tc>
+          <w:tcPr>
+            <w:tcW w:type="dxa" w:w="935"/>
+          </w:tcPr>
+          <w:p>
+            <w:pPr>
+              <w:jc w:val="right"/>
+            </w:pPr>
+            <w:r/>
+            <w:r>
+              <w:rPr>
+                <w:sz w:val="17"/>
+              </w:rPr>
+              <w:t>11,8</w:t>
+            </w:r>
+          </w:p>
+        </w:tc>
+        <w:tc>
+          <w:tcPr>
+            <w:tcW w:type="dxa" w:w="935"/>
+          </w:tcPr>
+          <w:p>
+            <w:pPr>
+              <w:jc w:val="right"/>
+            </w:pPr>
+            <w:r/>
+            <w:r>
+              <w:rPr>
+                <w:sz w:val="17"/>
+              </w:rPr>
+              <w:t>6,1</w:t>
+            </w:r>
+          </w:p>
+        </w:tc>
+        <w:tc>
+          <w:tcPr>
+            <w:tcW w:type="dxa" w:w="935"/>
+          </w:tcPr>
+          <w:p>
+            <w:pPr>
+              <w:jc w:val="right"/>
+            </w:pPr>
+            <w:r/>
+            <w:r>
+              <w:rPr>
+                <w:sz w:val="17"/>
+              </w:rPr>
+              <w:t>0,2</w:t>
+            </w:r>
+          </w:p>
+        </w:tc>
+        <w:tc>
+          <w:tcPr>
+            <w:tcW w:type="dxa" w:w="935"/>
+          </w:tcPr>
+          <w:p>
+            <w:pPr>
+              <w:jc w:val="right"/>
+            </w:pPr>
+            <w:r/>
+            <w:r>
+              <w:rPr>
+                <w:sz w:val="17"/>
+              </w:rPr>
+              <w:t>0,1</w:t>
+            </w:r>
+          </w:p>
+        </w:tc>
+      </w:tr>
+      <w:tr>
+        <w:tc>
+          <w:tcPr>
+            <w:tcW w:type="dxa" w:w="1871"/>
+          </w:tcPr>
+          <w:p>
+            <w:r/>
+            <w:r>
+              <w:rPr>
+                <w:sz w:val="17"/>
+              </w:rPr>
+              <w:t>dewTemperature</w:t>
+            </w:r>
+          </w:p>
+        </w:tc>
+        <w:tc>
+          <w:tcPr>
+            <w:tcW w:type="dxa" w:w="935"/>
+          </w:tcPr>
+          <w:p>
+            <w:pPr>
+              <w:jc w:val="right"/>
+            </w:pPr>
+            <w:r/>
+            <w:r>
+              <w:rPr>
+                <w:sz w:val="17"/>
+              </w:rPr>
+              <w:t>17 515</w:t>
+            </w:r>
+          </w:p>
+        </w:tc>
+        <w:tc>
+          <w:tcPr>
+            <w:tcW w:type="dxa" w:w="935"/>
+          </w:tcPr>
+          <w:p>
+            <w:pPr>
+              <w:jc w:val="right"/>
+            </w:pPr>
+            <w:r/>
+            <w:r>
+              <w:rPr>
+                <w:sz w:val="17"/>
+              </w:rPr>
+              <w:t>-8,9</w:t>
+            </w:r>
+          </w:p>
+        </w:tc>
+        <w:tc>
+          <w:tcPr>
+            <w:tcW w:type="dxa" w:w="935"/>
+          </w:tcPr>
+          <w:p>
+            <w:pPr>
+              <w:jc w:val="right"/>
+            </w:pPr>
+            <w:r/>
+            <w:r>
+              <w:rPr>
+                <w:sz w:val="17"/>
+              </w:rPr>
+              <w:t>8,1</w:t>
+            </w:r>
+          </w:p>
+        </w:tc>
+        <w:tc>
+          <w:tcPr>
+            <w:tcW w:type="dxa" w:w="935"/>
+          </w:tcPr>
+          <w:p>
+            <w:pPr>
+              <w:jc w:val="right"/>
+            </w:pPr>
+            <w:r/>
+            <w:r>
+              <w:rPr>
+                <w:sz w:val="17"/>
+              </w:rPr>
+              <w:t>20,7</w:t>
+            </w:r>
+          </w:p>
+        </w:tc>
+        <w:tc>
+          <w:tcPr>
+            <w:tcW w:type="dxa" w:w="935"/>
+          </w:tcPr>
+          <w:p>
+            <w:pPr>
+              <w:jc w:val="right"/>
+            </w:pPr>
+            <w:r/>
+            <w:r>
+              <w:rPr>
+                <w:sz w:val="17"/>
+              </w:rPr>
+              <w:t>7,7</w:t>
+            </w:r>
+          </w:p>
+        </w:tc>
+        <w:tc>
+          <w:tcPr>
+            <w:tcW w:type="dxa" w:w="935"/>
+          </w:tcPr>
+          <w:p>
+            <w:pPr>
+              <w:jc w:val="right"/>
+            </w:pPr>
+            <w:r/>
+            <w:r>
+              <w:rPr>
+                <w:sz w:val="17"/>
+              </w:rPr>
+              <w:t>5,1</w:t>
+            </w:r>
+          </w:p>
+        </w:tc>
+        <w:tc>
+          <w:tcPr>
+            <w:tcW w:type="dxa" w:w="935"/>
+          </w:tcPr>
+          <w:p>
+            <w:pPr>
+              <w:jc w:val="right"/>
+            </w:pPr>
+            <w:r/>
+            <w:r>
+              <w:rPr>
+                <w:sz w:val="17"/>
+              </w:rPr>
+              <w:t>-0,2</w:t>
+            </w:r>
+          </w:p>
+        </w:tc>
+        <w:tc>
+          <w:tcPr>
+            <w:tcW w:type="dxa" w:w="935"/>
+          </w:tcPr>
+          <w:p>
+            <w:pPr>
+              <w:jc w:val="right"/>
+            </w:pPr>
+            <w:r/>
+            <w:r>
+              <w:rPr>
+                <w:sz w:val="17"/>
+              </w:rPr>
+              <w:t>0,3</w:t>
+            </w:r>
+          </w:p>
+        </w:tc>
+      </w:tr>
+      <w:tr>
+        <w:tc>
+          <w:tcPr>
+            <w:tcW w:type="dxa" w:w="1871"/>
+          </w:tcPr>
+          <w:p>
+            <w:r/>
+            <w:r>
+              <w:rPr>
+                <w:sz w:val="17"/>
+              </w:rPr>
+              <w:t>windSpeed</w:t>
+            </w:r>
+          </w:p>
+        </w:tc>
+        <w:tc>
+          <w:tcPr>
+            <w:tcW w:type="dxa" w:w="935"/>
+          </w:tcPr>
+          <w:p>
+            <w:pPr>
+              <w:jc w:val="right"/>
+            </w:pPr>
+            <w:r/>
+            <w:r>
+              <w:rPr>
+                <w:sz w:val="17"/>
+              </w:rPr>
+              <w:t>17 516</w:t>
+            </w:r>
+          </w:p>
+        </w:tc>
+        <w:tc>
+          <w:tcPr>
+            <w:tcW w:type="dxa" w:w="935"/>
+          </w:tcPr>
+          <w:p>
+            <w:pPr>
+              <w:jc w:val="right"/>
+            </w:pPr>
+            <w:r/>
+            <w:r>
+              <w:rPr>
+                <w:sz w:val="17"/>
+              </w:rPr>
+              <w:t>0,0</w:t>
+            </w:r>
+          </w:p>
+        </w:tc>
+        <w:tc>
+          <w:tcPr>
+            <w:tcW w:type="dxa" w:w="935"/>
+          </w:tcPr>
+          <w:p>
+            <w:pPr>
+              <w:jc w:val="right"/>
+            </w:pPr>
+            <w:r/>
+            <w:r>
+              <w:rPr>
+                <w:sz w:val="17"/>
+              </w:rPr>
+              <w:t>3,6</w:t>
+            </w:r>
+          </w:p>
+        </w:tc>
+        <w:tc>
+          <w:tcPr>
+            <w:tcW w:type="dxa" w:w="935"/>
+          </w:tcPr>
+          <w:p>
+            <w:pPr>
+              <w:jc w:val="right"/>
+            </w:pPr>
+            <w:r/>
+            <w:r>
+              <w:rPr>
+                <w:sz w:val="17"/>
+              </w:rPr>
+              <w:t>18,5</w:t>
+            </w:r>
+          </w:p>
+        </w:tc>
+        <w:tc>
+          <w:tcPr>
+            <w:tcW w:type="dxa" w:w="935"/>
+          </w:tcPr>
+          <w:p>
+            <w:pPr>
+              <w:jc w:val="right"/>
+            </w:pPr>
+            <w:r/>
+            <w:r>
+              <w:rPr>
+                <w:sz w:val="17"/>
+              </w:rPr>
+              <w:t>4,0</w:t>
+            </w:r>
+          </w:p>
+        </w:tc>
+        <w:tc>
+          <w:tcPr>
+            <w:tcW w:type="dxa" w:w="935"/>
+          </w:tcPr>
+          <w:p>
+            <w:pPr>
+              <w:jc w:val="right"/>
+            </w:pPr>
+            <w:r/>
+            <w:r>
+              <w:rPr>
+                <w:sz w:val="17"/>
+              </w:rPr>
+              <w:t>2,2</w:t>
+            </w:r>
+          </w:p>
+        </w:tc>
+        <w:tc>
+          <w:tcPr>
+            <w:tcW w:type="dxa" w:w="935"/>
+          </w:tcPr>
+          <w:p>
+            <w:pPr>
+              <w:jc w:val="right"/>
+            </w:pPr>
+            <w:r/>
+            <w:r>
+              <w:rPr>
+                <w:sz w:val="17"/>
+              </w:rPr>
+              <w:t>0,9</w:t>
+            </w:r>
+          </w:p>
+        </w:tc>
+        <w:tc>
+          <w:tcPr>
+            <w:tcW w:type="dxa" w:w="935"/>
+          </w:tcPr>
+          <w:p>
+            <w:pPr>
+              <w:jc w:val="right"/>
+            </w:pPr>
+            <w:r/>
+            <w:r>
+              <w:rPr>
+                <w:sz w:val="17"/>
+              </w:rPr>
+              <w:t>0,2</w:t>
+            </w:r>
+          </w:p>
+        </w:tc>
+      </w:tr>
+      <w:tr>
+        <w:tc>
+          <w:tcPr>
+            <w:tcW w:type="dxa" w:w="1871"/>
+          </w:tcPr>
+          <w:p>
+            <w:r/>
+            <w:r>
+              <w:rPr>
+                <w:sz w:val="17"/>
+              </w:rPr>
+              <w:t>seaLvlPressure</w:t>
+            </w:r>
+          </w:p>
+        </w:tc>
+        <w:tc>
+          <w:tcPr>
+            <w:tcW w:type="dxa" w:w="935"/>
+          </w:tcPr>
+          <w:p>
+            <w:pPr>
+              <w:jc w:val="right"/>
+            </w:pPr>
+            <w:r/>
+            <w:r>
+              <w:rPr>
+                <w:sz w:val="17"/>
+              </w:rPr>
+              <w:t>17 455</w:t>
+            </w:r>
+          </w:p>
+        </w:tc>
+        <w:tc>
+          <w:tcPr>
+            <w:tcW w:type="dxa" w:w="935"/>
+          </w:tcPr>
+          <w:p>
+            <w:pPr>
+              <w:jc w:val="right"/>
+            </w:pPr>
+            <w:r/>
+            <w:r>
+              <w:rPr>
+                <w:sz w:val="17"/>
+              </w:rPr>
+              <w:t>972,0</w:t>
+            </w:r>
+          </w:p>
+        </w:tc>
+        <w:tc>
+          <w:tcPr>
+            <w:tcW w:type="dxa" w:w="935"/>
+          </w:tcPr>
+          <w:p>
+            <w:pPr>
+              <w:jc w:val="right"/>
+            </w:pPr>
+            <w:r/>
+            <w:r>
+              <w:rPr>
+                <w:sz w:val="17"/>
+              </w:rPr>
+              <w:t>1 017,5</w:t>
+            </w:r>
+          </w:p>
+        </w:tc>
+        <w:tc>
+          <w:tcPr>
+            <w:tcW w:type="dxa" w:w="935"/>
+          </w:tcPr>
+          <w:p>
+            <w:pPr>
+              <w:jc w:val="right"/>
+            </w:pPr>
+            <w:r/>
+            <w:r>
+              <w:rPr>
+                <w:sz w:val="17"/>
+              </w:rPr>
+              <w:t>1 045,5</w:t>
+            </w:r>
+          </w:p>
+        </w:tc>
+        <w:tc>
+          <w:tcPr>
+            <w:tcW w:type="dxa" w:w="935"/>
+          </w:tcPr>
+          <w:p>
+            <w:pPr>
+              <w:jc w:val="right"/>
+            </w:pPr>
+            <w:r/>
+            <w:r>
+              <w:rPr>
+                <w:sz w:val="17"/>
+              </w:rPr>
+              <w:t>1 016,2</w:t>
+            </w:r>
+          </w:p>
+        </w:tc>
+        <w:tc>
+          <w:tcPr>
+            <w:tcW w:type="dxa" w:w="935"/>
+          </w:tcPr>
+          <w:p>
+            <w:pPr>
+              <w:jc w:val="right"/>
+            </w:pPr>
+            <w:r/>
+            <w:r>
+              <w:rPr>
+                <w:sz w:val="17"/>
+              </w:rPr>
+              <w:t>10,5</w:t>
+            </w:r>
+          </w:p>
+        </w:tc>
+        <w:tc>
+          <w:tcPr>
+            <w:tcW w:type="dxa" w:w="935"/>
+          </w:tcPr>
+          <w:p>
+            <w:pPr>
+              <w:jc w:val="right"/>
+            </w:pPr>
+            <w:r/>
+            <w:r>
+              <w:rPr>
+                <w:sz w:val="17"/>
+              </w:rPr>
+              <w:t>-0,7</w:t>
+            </w:r>
+          </w:p>
+        </w:tc>
+        <w:tc>
+          <w:tcPr>
+            <w:tcW w:type="dxa" w:w="935"/>
+          </w:tcPr>
+          <w:p>
+            <w:pPr>
+              <w:jc w:val="right"/>
+            </w:pPr>
+            <w:r/>
+            <w:r>
+              <w:rPr>
+                <w:sz w:val="17"/>
+              </w:rPr>
+              <w:t>0,0</w:t>
+            </w:r>
+          </w:p>
+        </w:tc>
+      </w:tr>
+    </w:tbl>
+    <w:p>
+      <w:r>
+        <w:t>Varmtvann skiller seg ut med skjevhet 32,7 mot 2,1 for strøm. Det skyldes de få oppsamlede toppene på opptil 23 000 (figur 1.1), ikke fordelingen ellers. 43 % av varmtvannstimene er 0, fordi anleggene står stille om sommeren og om natten.</w:t>
+      </w:r>
+    </w:p>
+    <w:p>
+      <w:pPr>
+        <w:pStyle w:val="Heading2"/>
+      </w:pPr>
+      <w:r>
+        <w:t>Figur 8.1  Tidsserie 2016–2017</w:t>
+      </w:r>
+    </w:p>
+    <w:p>
+      <w:pPr>
+        <w:keepNext/>
+      </w:pPr>
+      <w:r>
+        <w:rPr>
+          <w:i/>
+          <w:color w:val="5F5E5A"/>
+          <w:sz w:val="18"/>
+        </w:rPr>
+        <w:t>19_tidsserie.png</w:t>
+      </w:r>
+    </w:p>
+    <w:p>
+      <w:pPr>
+        <w:keepNext/>
+        <w:jc w:val="center"/>
+      </w:pPr>
+      <w:r>
+        <w:drawing>
+          <wp:inline xmlns:a="http://schemas.openxmlformats.org/drawingml/2006/main" xmlns:pic="http://schemas.openxmlformats.org/drawingml/2006/picture">
+            <wp:extent cx="5940000" cy="3103956"/>
+            <wp:docPr id="35" name="Picture 35"/>
+            <wp:cNvGraphicFramePr>
+              <a:graphicFrameLocks noChangeAspect="1"/>
+            </wp:cNvGraphicFramePr>
+            <a:graphic>
+              <a:graphicData uri="http://schemas.openxmlformats.org/drawingml/2006/picture">
+                <pic:pic>
+                  <pic:nvPicPr>
+                    <pic:cNvPr id="0" name="19_tidsserie.png"/>
+                    <pic:cNvPicPr/>
+                  </pic:nvPicPr>
+                  <pic:blipFill>
+                    <a:blip r:embed="rId43"/>
+                    <a:stretch>
+                      <a:fillRect/>
+                    </a:stretch>
+                  </pic:blipFill>
+                  <pic:spPr>
+                    <a:xfrm>
+                      <a:off x="0" y="0"/>
+                      <a:ext cx="5940000" cy="3103956"/>
+                    </a:xfrm>
+                    <a:prstGeom prst="rect"/>
+                  </pic:spPr>
+                </pic:pic>
+              </a:graphicData>
+            </a:graphic>
+          </wp:inline>
+        </w:drawing>
+      </w:r>
+    </w:p>
+    <w:p>
+      <w:r>
+        <w:rPr>
+          <w:b/>
+        </w:rPr>
+        <w:t xml:space="preserve">Viser: </w:t>
+      </w:r>
+      <w:r>
+        <w:t>Daglige verdier over hele perioden: utetemperatur øverst og så én rad per målertype. Den tynne linjen er hvert døgn, den tykke er et glidende snitt over 30 dager. Forbruket er snitt per bygg som rapporterer, slik at kurven ikke hopper når et bygg mangler data. Høyeste døgn er markert med dato.</w:t>
+      </w:r>
+    </w:p>
+    <w:p>
+      <w:r>
+        <w:rPr>
+          <w:b/>
+        </w:rPr>
+        <w:t xml:space="preserve">Slik leses den: </w:t>
+      </w:r>
+      <w:r>
+        <w:t>Varmtvann følger temperaturen tett: høyt om vinteren, lavt og jevnt om sommeren. Strøm er nesten flat gjennom året med en tydelig ukesrytme (lav i helgene) og dupper rundt jul.</w:t>
+      </w:r>
+    </w:p>
+    <w:tbl>
+      <w:tblPr>
+        <w:tblW w:type="auto" w:w="0"/>
+        <w:jc w:val="center"/>
+        <w:tblLook w:firstColumn="1" w:firstRow="1" w:lastColumn="0" w:lastRow="0" w:noHBand="0" w:noVBand="1" w:val="04A0"/>
+      </w:tblPr>
+      <w:tblGrid>
+        <w:gridCol w:w="9412"/>
+      </w:tblGrid>
+      <w:tr>
+        <w:trPr>
+          <w:cantSplit/>
+        </w:trPr>
+        <w:tc>
+          <w:tcPr>
+            <w:tcW w:type="dxa" w:w="9354"/>
+            <w:shd w:val="clear" w:color="auto" w:fill="F6F5F1"/>
+            <w:tcBorders>
+              <w:top w:val="nil"/>
+              <w:left w:val="single" w:sz="24" w:color="1E7B4F"/>
+              <w:bottom w:val="nil"/>
+              <w:right w:val="nil"/>
+            </w:tcBorders>
+          </w:tcPr>
+          <w:p>
+            <w:r>
+              <w:rPr>
+                <w:b/>
+              </w:rPr>
+              <w:t xml:space="preserve">Ekstrempunkt: </w:t>
+            </w:r>
+            <w:r>
+              <w:rPr>
+                <w:b/>
+              </w:rPr>
+              <w:t>Strømtoppen 21.06.2017</w:t>
+            </w:r>
+            <w:r>
+              <w:rPr>
+                <w:b/>
+                <w:color w:val="1E7B4F"/>
+                <w:sz w:val="18"/>
+              </w:rPr>
+              <w:t xml:space="preserve">   [Ekte hendelse]</w:t>
+            </w:r>
+          </w:p>
+          <w:p>
+            <w:pPr>
+              <w:spacing w:after="60"/>
+            </w:pPr>
+            <w:r>
+              <w:rPr>
+                <w:b/>
+              </w:rPr>
+              <w:t xml:space="preserve">Hva vi ser: </w:t>
+            </w:r>
+            <w:r>
+              <w:t>Det høyeste strømdøgnet i hele perioden (4 509 per bygg) ligger midt i et ellers jevnt sommernivå.</w:t>
+            </w:r>
+          </w:p>
+          <w:p>
+            <w:pPr>
+              <w:spacing w:after="60"/>
+            </w:pPr>
+            <w:r>
+              <w:rPr>
+                <w:b/>
+              </w:rPr>
+              <w:t xml:space="preserve">Årsak: </w:t>
+            </w:r>
+            <w:r>
+              <w:t>21.06.2017 er den samme dagen som hetebølgen med 33,9 °C (figur 2.2). Bygg uten fast kjøling bruker da mer strøm til vifter, mobile kjøleaggregater og kjøling av datarom. Toppen er ekte, og den viser at Robin har en liten, men synlig kjølelast på de varmeste dagene.</w:t>
+            </w:r>
+          </w:p>
+        </w:tc>
+      </w:tr>
+    </w:tbl>
+    <w:p>
+      <w:pPr>
+        <w:spacing w:after="40"/>
+      </w:pPr>
+    </w:p>
+    <w:tbl>
+      <w:tblPr>
+        <w:tblW w:type="auto" w:w="0"/>
+        <w:jc w:val="center"/>
+        <w:tblLook w:firstColumn="1" w:firstRow="1" w:lastColumn="0" w:lastRow="0" w:noHBand="0" w:noVBand="1" w:val="04A0"/>
+      </w:tblPr>
+      <w:tblGrid>
+        <w:gridCol w:w="9412"/>
+      </w:tblGrid>
+      <w:tr>
+        <w:trPr>
+          <w:cantSplit/>
+        </w:trPr>
+        <w:tc>
+          <w:tcPr>
+            <w:tcW w:type="dxa" w:w="9354"/>
+            <w:shd w:val="clear" w:color="auto" w:fill="F6F5F1"/>
+            <w:tcBorders>
+              <w:top w:val="nil"/>
+              <w:left w:val="single" w:sz="24" w:color="C0392B"/>
+              <w:bottom w:val="nil"/>
+              <w:right w:val="nil"/>
+            </w:tcBorders>
+          </w:tcPr>
+          <w:p>
+            <w:r>
+              <w:rPr>
+                <w:b/>
+              </w:rPr>
+              <w:t xml:space="preserve">Ekstrempunkt: </w:t>
+            </w:r>
+            <w:r>
+              <w:rPr>
+                <w:b/>
+              </w:rPr>
+              <w:t>Smale varmtvannstopper midt på sommeren</w:t>
+            </w:r>
+            <w:r>
+              <w:rPr>
+                <w:b/>
+                <w:color w:val="C0392B"/>
+                <w:sz w:val="18"/>
+              </w:rPr>
+              <w:t xml:space="preserve">   [Målefeil]</w:t>
+            </w:r>
+          </w:p>
+          <w:p>
+            <w:pPr>
+              <w:spacing w:after="60"/>
+            </w:pPr>
+            <w:r>
+              <w:rPr>
+                <w:b/>
+              </w:rPr>
+              <w:t xml:space="preserve">Hva vi ser: </w:t>
+            </w:r>
+            <w:r>
+              <w:t>Midt i den flate sommerperioden har varmtvann noen få døgn som skyter opp til 3–7 ganger nivået rundt: 27.07.2016, 01.08.2016 og 20.08.2017.</w:t>
+            </w:r>
+          </w:p>
+          <w:p>
+            <w:pPr>
+              <w:spacing w:after="60"/>
+            </w:pPr>
+            <w:r>
+              <w:rPr>
+                <w:b/>
+              </w:rPr>
+              <w:t xml:space="preserve">Årsak: </w:t>
+            </w:r>
+            <w:r>
+              <w:t>Det er de oppsamlede verdiene fra figur 1.1. Margarito og Adolph har timer på 12 000–23 000 rett etter flere timer med 0. Når ett bygg får inn forbruket fra et helt brudd på én time, løfter det snittet for hele siten den dagen. Varmtvannstoppen 19.01.2016 er derimot ekte: den kom på de to kaldeste dagene i 2016 (0,6 og 0,2 °C).</w:t>
+            </w:r>
+          </w:p>
+        </w:tc>
+      </w:tr>
+    </w:tbl>
+    <w:p>
+      <w:pPr>
+        <w:spacing w:after="40"/>
+      </w:pPr>
+    </w:p>
+    <w:p>
+      <w:pPr>
+        <w:pStyle w:val="Heading2"/>
+      </w:pPr>
+      <w:r>
+        <w:t>Figur 8.2  2016 mot 2017</w:t>
+      </w:r>
+    </w:p>
+    <w:p>
+      <w:pPr>
+        <w:keepNext/>
+      </w:pPr>
+      <w:r>
+        <w:rPr>
+          <w:i/>
+          <w:color w:val="5F5E5A"/>
+          <w:sz w:val="18"/>
+        </w:rPr>
+        <w:t>20_aar_mot_aar.png</w:t>
+      </w:r>
+    </w:p>
+    <w:p>
+      <w:pPr>
+        <w:keepNext/>
+        <w:jc w:val="center"/>
+      </w:pPr>
+      <w:r>
+        <w:drawing>
+          <wp:inline xmlns:a="http://schemas.openxmlformats.org/drawingml/2006/main" xmlns:pic="http://schemas.openxmlformats.org/drawingml/2006/picture">
+            <wp:extent cx="5940000" cy="3719954"/>
+            <wp:docPr id="36" name="Picture 36"/>
+            <wp:cNvGraphicFramePr>
+              <a:graphicFrameLocks noChangeAspect="1"/>
+            </wp:cNvGraphicFramePr>
+            <a:graphic>
+              <a:graphicData uri="http://schemas.openxmlformats.org/drawingml/2006/picture">
+                <pic:pic>
+                  <pic:nvPicPr>
+                    <pic:cNvPr id="0" name="20_aar_mot_aar.png"/>
+                    <pic:cNvPicPr/>
+                  </pic:nvPicPr>
+                  <pic:blipFill>
+                    <a:blip r:embed="rId44"/>
+                    <a:stretch>
+                      <a:fillRect/>
+                    </a:stretch>
+                  </pic:blipFill>
+                  <pic:spPr>
+                    <a:xfrm>
+                      <a:off x="0" y="0"/>
+                      <a:ext cx="5940000" cy="3719954"/>
+                    </a:xfrm>
+                    <a:prstGeom prst="rect"/>
+                  </pic:spPr>
+                </pic:pic>
+              </a:graphicData>
+            </a:graphic>
+          </wp:inline>
+        </w:drawing>
+      </w:r>
+    </w:p>
+    <w:p>
+      <w:r>
+        <w:rPr>
+          <w:b/>
+        </w:rPr>
+        <w:t xml:space="preserve">Viser: </w:t>
+      </w:r>
+      <w:r>
+        <w:t>Glidende 30-dagers snitt for 2016 (blått) og 2017 (oransje) lagt oppå hverandre med måned på x-aksen. Endringen i årssnittet står øverst til høyre.</w:t>
+      </w:r>
+    </w:p>
+    <w:p>
+      <w:r>
+        <w:rPr>
+          <w:b/>
+        </w:rPr>
+        <w:t xml:space="preserve">Slik leses den: </w:t>
+      </w:r>
+      <w:r>
+        <w:t>Kurvene ligger nær hverandre, og forbruket er bare 2 % lavere i 2017. Der kurvene skiller lag, har noe endret seg. Varmtvann var lavere i mars–april 2017 enn i 2016 fordi våren 2017 var mildere (øverste panel), og høyere i desember 2017 fordi den var kaldere.</w:t>
+      </w:r>
+    </w:p>
+    <w:tbl>
+      <w:tblPr>
+        <w:tblW w:type="auto" w:w="0"/>
+        <w:jc w:val="center"/>
+        <w:tblLook w:firstColumn="1" w:firstRow="1" w:lastColumn="0" w:lastRow="0" w:noHBand="0" w:noVBand="1" w:val="04A0"/>
+      </w:tblPr>
+      <w:tblGrid>
+        <w:gridCol w:w="9412"/>
+      </w:tblGrid>
+      <w:tr>
+        <w:trPr>
+          <w:cantSplit/>
+        </w:trPr>
+        <w:tc>
+          <w:tcPr>
+            <w:tcW w:type="dxa" w:w="9354"/>
+            <w:shd w:val="clear" w:color="auto" w:fill="F6F5F1"/>
+            <w:tcBorders>
+              <w:top w:val="nil"/>
+              <w:left w:val="single" w:sz="24" w:color="C0392B"/>
+              <w:bottom w:val="nil"/>
+              <w:right w:val="nil"/>
+            </w:tcBorders>
+          </w:tcPr>
+          <w:p>
+            <w:r>
+              <w:rPr>
+                <w:b/>
+              </w:rPr>
+              <w:t xml:space="preserve">Ekstrempunkt: </w:t>
+            </w:r>
+            <w:r>
+              <w:rPr>
+                <w:b/>
+              </w:rPr>
+              <w:t>Strømmen faller ca. 10 % i april–juni 2017</w:t>
+            </w:r>
+            <w:r>
+              <w:rPr>
+                <w:b/>
+                <w:color w:val="C0392B"/>
+                <w:sz w:val="18"/>
+              </w:rPr>
+              <w:t xml:space="preserve">   [Målefeil]</w:t>
+            </w:r>
+          </w:p>
+          <w:p>
+            <w:pPr>
+              <w:spacing w:after="60"/>
+            </w:pPr>
+            <w:r>
+              <w:rPr>
+                <w:b/>
+              </w:rPr>
+              <w:t xml:space="preserve">Hva vi ser: </w:t>
+            </w:r>
+            <w:r>
+              <w:t>Strøm 2017 ligger klart under 2016 fra april til juni, mens resten av året er likt.</w:t>
+            </w:r>
+          </w:p>
+          <w:p>
+            <w:pPr>
+              <w:spacing w:after="60"/>
+            </w:pPr>
+            <w:r>
+              <w:rPr>
+                <w:b/>
+              </w:rPr>
+              <w:t xml:space="preserve">Årsak: </w:t>
+            </w:r>
+            <w:r>
+              <w:t>Temperaturen kan ikke forklare det, for den var nesten lik begge årene i den perioden. Figur 8.3 viser årsaken. 22 strømmålere er nede samtidig 04.–06.05.2017, og flere bygg (Derick, Wai, Phillip) har lange perioder med svært lavt forbruk i mai–juni 2017. Dette er målefeil og ikke en reell innsparing.</w:t>
+            </w:r>
+          </w:p>
+        </w:tc>
+      </w:tr>
+    </w:tbl>
+    <w:p>
+      <w:pPr>
+        <w:spacing w:after="40"/>
+      </w:pPr>
+    </w:p>
+    <w:p>
+      <w:pPr>
+        <w:pStyle w:val="Heading2"/>
+      </w:pPr>
+      <w:r>
+        <w:t>Figur 8.3  Hvert bygg over tid</w:t>
+      </w:r>
+    </w:p>
+    <w:p>
+      <w:pPr>
+        <w:keepNext/>
+      </w:pPr>
+      <w:r>
+        <w:rPr>
+          <w:i/>
+          <w:color w:val="5F5E5A"/>
+          <w:sz w:val="18"/>
+        </w:rPr>
+        <w:t>21_bygg_over_tid.png</w:t>
+      </w:r>
+    </w:p>
+    <w:p>
+      <w:pPr>
+        <w:keepNext/>
+        <w:jc w:val="center"/>
+      </w:pPr>
+      <w:r>
+        <w:drawing>
+          <wp:inline xmlns:a="http://schemas.openxmlformats.org/drawingml/2006/main" xmlns:pic="http://schemas.openxmlformats.org/drawingml/2006/picture">
+            <wp:extent cx="5940000" cy="3782204"/>
+            <wp:docPr id="37" name="Picture 37"/>
+            <wp:cNvGraphicFramePr>
+              <a:graphicFrameLocks noChangeAspect="1"/>
+            </wp:cNvGraphicFramePr>
+            <a:graphic>
+              <a:graphicData uri="http://schemas.openxmlformats.org/drawingml/2006/picture">
+                <pic:pic>
+                  <pic:nvPicPr>
+                    <pic:cNvPr id="0" name="21_bygg_over_tid.png"/>
+                    <pic:cNvPicPr/>
+                  </pic:nvPicPr>
+                  <pic:blipFill>
+                    <a:blip r:embed="rId45"/>
+                    <a:stretch>
+                      <a:fillRect/>
+                    </a:stretch>
+                  </pic:blipFill>
+                  <pic:spPr>
+                    <a:xfrm>
+                      <a:off x="0" y="0"/>
+                      <a:ext cx="5940000" cy="3782204"/>
+                    </a:xfrm>
+                    <a:prstGeom prst="rect"/>
+                  </pic:spPr>
+                </pic:pic>
+              </a:graphicData>
+            </a:graphic>
+          </wp:inline>
+        </w:drawing>
+      </w:r>
+    </w:p>
+    <w:p>
+      <w:r>
+        <w:rPr>
+          <w:b/>
+        </w:rPr>
+        <w:t xml:space="preserve">Viser: </w:t>
+      </w:r>
+      <w:r>
+        <w:t>Én rad per bygg og én kolonne per dag. Fargen er døgnforbruket delt på byggets egen median: hvitt er normalt, blått lavere og rødt høyere. Grått betyr at data mangler. Figuren viser målertypen med flest bygg, her strøm.</w:t>
+      </w:r>
+    </w:p>
+    <w:p>
+      <w:r>
+        <w:rPr>
+          <w:b/>
+        </w:rPr>
+        <w:t xml:space="preserve">Slik leses den: </w:t>
+      </w:r>
+      <w:r>
+        <w:t>Vanlig drift gir et jevnt, lyst mønster med svake ukestriper. Lange ensfargede felt betyr at noe har endret seg i ett bygg. Loddrette streker gjennom mange bygg samtidig betyr en hendelse for hele siten.</w:t>
+      </w:r>
+    </w:p>
+    <w:tbl>
+      <w:tblPr>
+        <w:tblW w:type="auto" w:w="0"/>
+        <w:jc w:val="center"/>
+        <w:tblLook w:firstColumn="1" w:firstRow="1" w:lastColumn="0" w:lastRow="0" w:noHBand="0" w:noVBand="1" w:val="04A0"/>
+      </w:tblPr>
+      <w:tblGrid>
+        <w:gridCol w:w="9412"/>
+      </w:tblGrid>
+      <w:tr>
+        <w:trPr>
+          <w:cantSplit/>
+        </w:trPr>
+        <w:tc>
+          <w:tcPr>
+            <w:tcW w:type="dxa" w:w="9354"/>
+            <w:shd w:val="clear" w:color="auto" w:fill="F6F5F1"/>
+            <w:tcBorders>
+              <w:top w:val="nil"/>
+              <w:left w:val="single" w:sz="24" w:color="C0392B"/>
+              <w:bottom w:val="nil"/>
+              <w:right w:val="nil"/>
+            </w:tcBorders>
+          </w:tcPr>
+          <w:p>
+            <w:r>
+              <w:rPr>
+                <w:b/>
+              </w:rPr>
+              <w:t xml:space="preserve">Ekstrempunkt: </w:t>
+            </w:r>
+            <w:r>
+              <w:rPr>
+                <w:b/>
+              </w:rPr>
+              <w:t>Nivåskift: Lashandra, Karyl, Della og Takako</w:t>
+            </w:r>
+            <w:r>
+              <w:rPr>
+                <w:b/>
+                <w:color w:val="C0392B"/>
+                <w:sz w:val="18"/>
+              </w:rPr>
+              <w:t xml:space="preserve">   [Målefeil]</w:t>
+            </w:r>
+          </w:p>
+          <w:p>
+            <w:pPr>
+              <w:spacing w:after="60"/>
+            </w:pPr>
+            <w:r>
+              <w:rPr>
+                <w:b/>
+              </w:rPr>
+              <w:t xml:space="preserve">Hva vi ser: </w:t>
+            </w:r>
+            <w:r>
+              <w:t>Flere rader skifter brått fra helt rød til helt blå eller motsatt, og blir værende der i måneder.</w:t>
+            </w:r>
+          </w:p>
+          <w:p>
+            <w:pPr>
+              <w:spacing w:after="60"/>
+            </w:pPr>
+            <w:r>
+              <w:rPr>
+                <w:b/>
+              </w:rPr>
+              <w:t xml:space="preserve">Årsak: </w:t>
+            </w:r>
+            <w:r>
+              <w:t>Lashandra bruker ca. 9 500 per døgn i januar–juni 2016 og ca. 2 400 etter det. Karyl hopper fra ca. 690 til ca. 2 400 etter fem måneder på 0. Della står på konstant 18 per døgn i ni måneder før den går til ca. 130. Takako faller fra ca. 5 000 til ca. 850 i oktober 2017. Så store og varige hopp skyldes nesten alltid at måleren er byttet, flyttet til en annen kurs, eller at bygget er delt opp på nytt. Det er ikke en endring i bruken. Seriene bør deles ved hoppet før de brukes i en modell.</w:t>
+            </w:r>
+          </w:p>
+        </w:tc>
+      </w:tr>
+    </w:tbl>
+    <w:p>
+      <w:pPr>
+        <w:spacing w:after="40"/>
+      </w:pPr>
+    </w:p>
+    <w:tbl>
+      <w:tblPr>
+        <w:tblW w:type="auto" w:w="0"/>
+        <w:jc w:val="center"/>
+        <w:tblLook w:firstColumn="1" w:firstRow="1" w:lastColumn="0" w:lastRow="0" w:noHBand="0" w:noVBand="1" w:val="04A0"/>
+      </w:tblPr>
+      <w:tblGrid>
+        <w:gridCol w:w="9412"/>
+      </w:tblGrid>
+      <w:tr>
+        <w:trPr>
+          <w:cantSplit/>
+        </w:trPr>
+        <w:tc>
+          <w:tcPr>
+            <w:tcW w:type="dxa" w:w="9354"/>
+            <w:shd w:val="clear" w:color="auto" w:fill="F6F5F1"/>
+            <w:tcBorders>
+              <w:top w:val="nil"/>
+              <w:left w:val="single" w:sz="24" w:color="C0392B"/>
+              <w:bottom w:val="nil"/>
+              <w:right w:val="nil"/>
+            </w:tcBorders>
+          </w:tcPr>
+          <w:p>
+            <w:r>
+              <w:rPr>
+                <w:b/>
+              </w:rPr>
+              <w:t xml:space="preserve">Ekstrempunkt: </w:t>
+            </w:r>
+            <w:r>
+              <w:rPr>
+                <w:b/>
+              </w:rPr>
+              <w:t>Loddrette blå streker i mai, juni og august 2017</w:t>
+            </w:r>
+            <w:r>
+              <w:rPr>
+                <w:b/>
+                <w:color w:val="C0392B"/>
+                <w:sz w:val="18"/>
+              </w:rPr>
+              <w:t xml:space="preserve">   [Målefeil]</w:t>
+            </w:r>
+          </w:p>
+          <w:p>
+            <w:pPr>
+              <w:spacing w:after="60"/>
+            </w:pPr>
+            <w:r>
+              <w:rPr>
+                <w:b/>
+              </w:rPr>
+              <w:t xml:space="preserve">Hva vi ser: </w:t>
+            </w:r>
+            <w:r>
+              <w:t>Smale blå streker går gjennom mange av radene på de samme dagene.</w:t>
+            </w:r>
+          </w:p>
+          <w:p>
+            <w:pPr>
+              <w:spacing w:after="60"/>
+            </w:pPr>
+            <w:r>
+              <w:rPr>
+                <w:b/>
+              </w:rPr>
+              <w:t xml:space="preserve">Årsak: </w:t>
+            </w:r>
+            <w:r>
+              <w:t>Nøyaktig 22 bygg er under halvparten av normalen samtidig 04.–06.05.2017, 30.06.–01.07.2017 og 22.08.2017. At det alltid er de samme 22 målerne, tyder på at de henger på samme datalogger eller samme innsamlingssystem, som har vært nede. Den brede blå stripen rundt nyttår er derimot ekte: universitetet er stengt i juleferien.</w:t>
+            </w:r>
+          </w:p>
+        </w:tc>
+      </w:tr>
+    </w:tbl>
+    <w:p>
+      <w:pPr>
+        <w:spacing w:after="40"/>
+      </w:pPr>
+    </w:p>
+    <w:tbl>
+      <w:tblPr>
+        <w:tblW w:type="auto" w:w="0"/>
+        <w:jc w:val="center"/>
+        <w:tblLook w:firstColumn="1" w:firstRow="1" w:lastColumn="0" w:lastRow="0" w:noHBand="0" w:noVBand="1" w:val="04A0"/>
+      </w:tblPr>
+      <w:tblGrid>
+        <w:gridCol w:w="9412"/>
+      </w:tblGrid>
+      <w:tr>
+        <w:trPr>
+          <w:cantSplit/>
+        </w:trPr>
+        <w:tc>
+          <w:tcPr>
+            <w:tcW w:type="dxa" w:w="9354"/>
+            <w:shd w:val="clear" w:color="auto" w:fill="F6F5F1"/>
+            <w:tcBorders>
+              <w:top w:val="nil"/>
+              <w:left w:val="single" w:sz="24" w:color="C0392B"/>
+              <w:bottom w:val="nil"/>
+              <w:right w:val="nil"/>
+            </w:tcBorders>
+          </w:tcPr>
+          <w:p>
+            <w:r>
+              <w:rPr>
+                <w:b/>
+              </w:rPr>
+              <w:t xml:space="preserve">Ekstrempunkt: </w:t>
+            </w:r>
+            <w:r>
+              <w:rPr>
+                <w:b/>
+              </w:rPr>
+              <w:t>Erma er grå i hele 2017</w:t>
+            </w:r>
+            <w:r>
+              <w:rPr>
+                <w:b/>
+                <w:color w:val="C0392B"/>
+                <w:sz w:val="18"/>
+              </w:rPr>
+              <w:t xml:space="preserve">   [Målefeil]</w:t>
+            </w:r>
+          </w:p>
+          <w:p>
+            <w:pPr>
+              <w:spacing w:after="60"/>
+            </w:pPr>
+            <w:r>
+              <w:rPr>
+                <w:b/>
+              </w:rPr>
+              <w:t xml:space="preserve">Hva vi ser: </w:t>
+            </w:r>
+            <w:r>
+              <w:t>office_Erma har ingen data fra januar 2017, etter to måneder med nesten null.</w:t>
+            </w:r>
+          </w:p>
+          <w:p>
+            <w:pPr>
+              <w:spacing w:after="60"/>
+            </w:pPr>
+            <w:r>
+              <w:rPr>
+                <w:b/>
+              </w:rPr>
+              <w:t xml:space="preserve">Årsak: </w:t>
+            </w:r>
+            <w:r>
+              <w:t>Måleren går ned mot null i november–desember 2016 og forsvinner så. Bygget er trolig tatt ut av drift eller koblet fra målesystemet. Erma bør bare brukes for 2016.</w:t>
+            </w:r>
+          </w:p>
+        </w:tc>
+      </w:tr>
+    </w:tbl>
+    <w:p>
+      <w:pPr>
+        <w:spacing w:after="40"/>
+      </w:pPr>
+    </w:p>
+    <w:p>
+      <w:pPr>
+        <w:pStyle w:val="Heading2"/>
+      </w:pPr>
+      <w:r>
+        <w:t>Figur 8.4  Histogram av målerverdier</w:t>
+      </w:r>
+    </w:p>
+    <w:p>
+      <w:pPr>
+        <w:keepNext/>
+      </w:pPr>
+      <w:r>
+        <w:rPr>
+          <w:i/>
+          <w:color w:val="5F5E5A"/>
+          <w:sz w:val="18"/>
+        </w:rPr>
+        <w:t>22_histogram_maalere.png</w:t>
+      </w:r>
+    </w:p>
+    <w:p>
+      <w:pPr>
+        <w:keepNext/>
+        <w:jc w:val="center"/>
+      </w:pPr>
+      <w:r>
+        <w:drawing>
+          <wp:inline xmlns:a="http://schemas.openxmlformats.org/drawingml/2006/main" xmlns:pic="http://schemas.openxmlformats.org/drawingml/2006/picture">
+            <wp:extent cx="5940000" cy="2740909"/>
+            <wp:docPr id="38" name="Picture 38"/>
+            <wp:cNvGraphicFramePr>
+              <a:graphicFrameLocks noChangeAspect="1"/>
+            </wp:cNvGraphicFramePr>
+            <a:graphic>
+              <a:graphicData uri="http://schemas.openxmlformats.org/drawingml/2006/picture">
+                <pic:pic>
+                  <pic:nvPicPr>
+                    <pic:cNvPr id="0" name="22_histogram_maalere.png"/>
+                    <pic:cNvPicPr/>
+                  </pic:nvPicPr>
+                  <pic:blipFill>
+                    <a:blip r:embed="rId46"/>
+                    <a:stretch>
+                      <a:fillRect/>
+                    </a:stretch>
+                  </pic:blipFill>
+                  <pic:spPr>
+                    <a:xfrm>
+                      <a:off x="0" y="0"/>
+                      <a:ext cx="5940000" cy="2740909"/>
+                    </a:xfrm>
+                    <a:prstGeom prst="rect"/>
+                  </pic:spPr>
+                </pic:pic>
+              </a:graphicData>
+            </a:graphic>
+          </wp:inline>
+        </w:drawing>
+      </w:r>
+    </w:p>
+    <w:p>
+      <w:r>
+        <w:rPr>
+          <w:b/>
+        </w:rPr>
+        <w:t xml:space="preserve">Viser: </w:t>
+      </w:r>
+      <w:r>
+        <w:t>Fordelingen av alle timesverdier per målertype. Til venstre på vanlig akse (med log-skala på antall timer), til høyre etter log10 av positive verdier. Skjevheten står i tittelen.</w:t>
+      </w:r>
+    </w:p>
+    <w:p>
+      <w:r>
+        <w:rPr>
+          <w:b/>
+        </w:rPr>
+        <w:t xml:space="preserve">Slik leses den: </w:t>
+      </w:r>
+      <w:r>
+        <w:t>På vanlig akse er begge fordelingene sterkt høyreskjeve med en lang hale mot høye verdier. Etter log-transformasjonen er strøm nesten symmetrisk rundt 10–500 kWh/time. Det bekrefter at log-skala egner seg for videre analyse (som i figur 1.2).</w:t>
+      </w:r>
+    </w:p>
+    <w:tbl>
+      <w:tblPr>
+        <w:tblW w:type="auto" w:w="0"/>
+        <w:jc w:val="center"/>
+        <w:tblLook w:firstColumn="1" w:firstRow="1" w:lastColumn="0" w:lastRow="0" w:noHBand="0" w:noVBand="1" w:val="04A0"/>
+      </w:tblPr>
+      <w:tblGrid>
+        <w:gridCol w:w="9412"/>
+      </w:tblGrid>
+      <w:tr>
+        <w:trPr>
+          <w:cantSplit/>
+        </w:trPr>
+        <w:tc>
+          <w:tcPr>
+            <w:tcW w:type="dxa" w:w="9354"/>
+            <w:shd w:val="clear" w:color="auto" w:fill="F6F5F1"/>
+            <w:tcBorders>
+              <w:top w:val="nil"/>
+              <w:left w:val="single" w:sz="24" w:color="2A78D6"/>
+              <w:bottom w:val="nil"/>
+              <w:right w:val="nil"/>
+            </w:tcBorders>
+          </w:tcPr>
+          <w:p>
+            <w:r>
+              <w:rPr>
+                <w:b/>
+              </w:rPr>
+              <w:t xml:space="preserve">Ekstrempunkt: </w:t>
+            </w:r>
+            <w:r>
+              <w:rPr>
+                <w:b/>
+              </w:rPr>
+              <w:t>Varmtvann har en smal topp på nøyaktig 100</w:t>
+            </w:r>
+            <w:r>
+              <w:rPr>
+                <w:b/>
+                <w:color w:val="2A78D6"/>
+                <w:sz w:val="18"/>
+              </w:rPr>
+              <w:t xml:space="preserve">   [Dataoppsett]</w:t>
+            </w:r>
+          </w:p>
+          <w:p>
+            <w:pPr>
+              <w:spacing w:after="60"/>
+            </w:pPr>
+            <w:r>
+              <w:rPr>
+                <w:b/>
+              </w:rPr>
+              <w:t xml:space="preserve">Hva vi ser: </w:t>
+            </w:r>
+            <w:r>
+              <w:t>I log-histogrammet står én søyle på nøyaktig 100 med over 25 000 timer, med mindre topper på 10 og 200.</w:t>
+            </w:r>
+          </w:p>
+          <w:p>
+            <w:pPr>
+              <w:spacing w:after="60"/>
+            </w:pPr>
+            <w:r>
+              <w:rPr>
+                <w:b/>
+              </w:rPr>
+              <w:t xml:space="preserve">Årsak: </w:t>
+            </w:r>
+            <w:r>
+              <w:t>23 730 timer har verdien nøyaktig 100, 10 440 nøyaktig 200 og 8 021 nøyaktig 10. Det kommer mest fra fem bygg (Adolph, Cami, Mercedes, Margarito og Leslie). Måleren registrerer altså i hele trinn på 10 eller 100 enheter, så timesverdien blir antall trinn ganger trinnstørrelsen. Det er måleroppløsning og ikke en feil, men det gjør enkelttimene grove. Døgnsummer er mer pålitelige for disse byggene.</w:t>
+            </w:r>
+          </w:p>
+        </w:tc>
+      </w:tr>
+    </w:tbl>
+    <w:p>
+      <w:pPr>
+        <w:spacing w:after="40"/>
+      </w:pPr>
+    </w:p>
+    <w:tbl>
+      <w:tblPr>
+        <w:tblW w:type="auto" w:w="0"/>
+        <w:jc w:val="center"/>
+        <w:tblLook w:firstColumn="1" w:firstRow="1" w:lastColumn="0" w:lastRow="0" w:noHBand="0" w:noVBand="1" w:val="04A0"/>
+      </w:tblPr>
+      <w:tblGrid>
+        <w:gridCol w:w="9412"/>
+      </w:tblGrid>
+      <w:tr>
+        <w:trPr>
+          <w:cantSplit/>
+        </w:trPr>
+        <w:tc>
+          <w:tcPr>
+            <w:tcW w:type="dxa" w:w="9354"/>
+            <w:shd w:val="clear" w:color="auto" w:fill="F6F5F1"/>
+            <w:tcBorders>
+              <w:top w:val="nil"/>
+              <w:left w:val="single" w:sz="24" w:color="C0392B"/>
+              <w:bottom w:val="nil"/>
+              <w:right w:val="nil"/>
+            </w:tcBorders>
+          </w:tcPr>
+          <w:p>
+            <w:r>
+              <w:rPr>
+                <w:b/>
+              </w:rPr>
+              <w:t xml:space="preserve">Ekstrempunkt: </w:t>
+            </w:r>
+            <w:r>
+              <w:rPr>
+                <w:b/>
+              </w:rPr>
+              <w:t>Små søyler helt nede ved 0,005–0,01 kWh for strøm</w:t>
+            </w:r>
+            <w:r>
+              <w:rPr>
+                <w:b/>
+                <w:color w:val="C0392B"/>
+                <w:sz w:val="18"/>
+              </w:rPr>
+              <w:t xml:space="preserve">   [Målefeil]</w:t>
+            </w:r>
+          </w:p>
+          <w:p>
+            <w:pPr>
+              <w:spacing w:after="60"/>
+            </w:pPr>
+            <w:r>
+              <w:rPr>
+                <w:b/>
+              </w:rPr>
+              <w:t xml:space="preserve">Hva vi ser: </w:t>
+            </w:r>
+            <w:r>
+              <w:t>Til venstre i log-histogrammet for strøm står noen isolerte søyler langt fra resten.</w:t>
+            </w:r>
+          </w:p>
+          <w:p>
+            <w:pPr>
+              <w:spacing w:after="60"/>
+            </w:pPr>
+            <w:r>
+              <w:rPr>
+                <w:b/>
+              </w:rPr>
+              <w:t xml:space="preserve">Årsak: </w:t>
+            </w:r>
+            <w:r>
+              <w:t>Det er de døde målerne som står på en konstant verdi nær null (for eksempel Billi med 0,0053 kWh/time, se figur 1.4). Når en måler står stille, havner alle timene i samme søyle. Derfor ser vi smale søyler og ikke en jevn hale.</w:t>
+            </w:r>
+          </w:p>
+        </w:tc>
+      </w:tr>
+    </w:tbl>
+    <w:p>
+      <w:pPr>
+        <w:spacing w:after="40"/>
+      </w:pPr>
+    </w:p>
+    <w:p>
+      <w:pPr>
+        <w:pStyle w:val="Heading2"/>
+      </w:pPr>
+      <w:r>
+        <w:t>Figur 8.5  Histogram av værvariabler</w:t>
+      </w:r>
+    </w:p>
+    <w:p>
+      <w:pPr>
+        <w:keepNext/>
+      </w:pPr>
+      <w:r>
+        <w:rPr>
+          <w:i/>
+          <w:color w:val="5F5E5A"/>
+          <w:sz w:val="18"/>
+        </w:rPr>
+        <w:t>23_histogram_vaer.png</w:t>
+      </w:r>
+    </w:p>
+    <w:p>
+      <w:pPr>
+        <w:keepNext/>
+        <w:jc w:val="center"/>
+      </w:pPr>
+      <w:r>
+        <w:drawing>
+          <wp:inline xmlns:a="http://schemas.openxmlformats.org/drawingml/2006/main" xmlns:pic="http://schemas.openxmlformats.org/drawingml/2006/picture">
+            <wp:extent cx="5940000" cy="3103956"/>
+            <wp:docPr id="39" name="Picture 39"/>
+            <wp:cNvGraphicFramePr>
+              <a:graphicFrameLocks noChangeAspect="1"/>
+            </wp:cNvGraphicFramePr>
+            <a:graphic>
+              <a:graphicData uri="http://schemas.openxmlformats.org/drawingml/2006/picture">
+                <pic:pic>
+                  <pic:nvPicPr>
+                    <pic:cNvPr id="0" name="23_histogram_vaer.png"/>
+                    <pic:cNvPicPr/>
+                  </pic:nvPicPr>
+                  <pic:blipFill>
+                    <a:blip r:embed="rId47"/>
+                    <a:stretch>
+                      <a:fillRect/>
+                    </a:stretch>
+                  </pic:blipFill>
+                  <pic:spPr>
+                    <a:xfrm>
+                      <a:off x="0" y="0"/>
+                      <a:ext cx="5940000" cy="3103956"/>
+                    </a:xfrm>
+                    <a:prstGeom prst="rect"/>
+                  </pic:spPr>
+                </pic:pic>
+              </a:graphicData>
+            </a:graphic>
+          </wp:inline>
+        </w:drawing>
+      </w:r>
+    </w:p>
+    <w:p>
+      <w:r>
+        <w:rPr>
+          <w:b/>
+        </w:rPr>
+        <w:t xml:space="preserve">Viser: </w:t>
+      </w:r>
+      <w:r>
+        <w:t>Fordelingen av hver værvariabel med snitt (heltrukken) og median (stiplet). Skjevheten står i tittelen.</w:t>
+      </w:r>
+    </w:p>
+    <w:p>
+      <w:r>
+        <w:rPr>
+          <w:b/>
+        </w:rPr>
+        <w:t xml:space="preserve">Slik leses den: </w:t>
+      </w:r>
+      <w:r>
+        <w:t>Temperatur og duggpunkt er nesten symmetriske (skjevhet ±0,2). Vind er høyreskjev (0,9): mest svak vind og noen få stormtimer. Lufttrykk er venstreskjevt (−0,7) med en hale ned mot 972 hPa, fra lavtrykkene i figur 2.1.</w:t>
+      </w:r>
+    </w:p>
+    <w:tbl>
+      <w:tblPr>
+        <w:tblW w:type="auto" w:w="0"/>
+        <w:jc w:val="center"/>
+        <w:tblLook w:firstColumn="1" w:firstRow="1" w:lastColumn="0" w:lastRow="0" w:noHBand="0" w:noVBand="1" w:val="04A0"/>
+      </w:tblPr>
+      <w:tblGrid>
+        <w:gridCol w:w="9412"/>
+      </w:tblGrid>
+      <w:tr>
+        <w:trPr>
+          <w:cantSplit/>
+        </w:trPr>
+        <w:tc>
+          <w:tcPr>
+            <w:tcW w:type="dxa" w:w="9354"/>
+            <w:shd w:val="clear" w:color="auto" w:fill="F6F5F1"/>
+            <w:tcBorders>
+              <w:top w:val="nil"/>
+              <w:left w:val="single" w:sz="24" w:color="B9770E"/>
+              <w:bottom w:val="nil"/>
+              <w:right w:val="nil"/>
+            </w:tcBorders>
+          </w:tcPr>
+          <w:p>
+            <w:r>
+              <w:rPr>
+                <w:b/>
+              </w:rPr>
+              <w:t xml:space="preserve">Ekstrempunkt: </w:t>
+            </w:r>
+            <w:r>
+              <w:rPr>
+                <w:b/>
+              </w:rPr>
+              <w:t>Tomme søyler i vindhistogrammet</w:t>
+            </w:r>
+            <w:r>
+              <w:rPr>
+                <w:b/>
+                <w:color w:val="B9770E"/>
+                <w:sz w:val="18"/>
+              </w:rPr>
+              <w:t xml:space="preserve">   [Metodeartefakt]</w:t>
+            </w:r>
+          </w:p>
+          <w:p>
+            <w:pPr>
+              <w:spacing w:after="60"/>
+            </w:pPr>
+            <w:r>
+              <w:rPr>
+                <w:b/>
+              </w:rPr>
+              <w:t xml:space="preserve">Hva vi ser: </w:t>
+            </w:r>
+            <w:r>
+              <w:t>Vindhistogrammet har annenhver søyle tom eller lav, som en kam.</w:t>
+            </w:r>
+          </w:p>
+          <w:p>
+            <w:pPr>
+              <w:spacing w:after="60"/>
+            </w:pPr>
+            <w:r>
+              <w:rPr>
+                <w:b/>
+              </w:rPr>
+              <w:t xml:space="preserve">Årsak: </w:t>
+            </w:r>
+            <w:r>
+              <w:t>Vindhastigheten er målt med en oppløsning på 0,5 m/s (verdiene er for eksempel 2,6, 3,1 og 3,6, omregnet fra knop). Når søylene er smalere enn trinnene, faller noen søyler mellom to mulige verdier og blir tomme. Det samme gjelder i mindre grad temperaturen, som er målt i hele tideler. Bredere søyler fjerner mønsteret.</w:t>
+            </w:r>
+          </w:p>
+        </w:tc>
+      </w:tr>
+    </w:tbl>
+    <w:p>
+      <w:pPr>
+        <w:spacing w:after="40"/>
+      </w:pPr>
+    </w:p>
+    <w:p>
+      <w:pPr>
+        <w:pStyle w:val="Heading2"/>
+      </w:pPr>
+      <w:r>
+        <w:t>Figur 8.6  Korrelasjonsmatrise</w:t>
+      </w:r>
+    </w:p>
+    <w:p>
+      <w:pPr>
+        <w:keepNext/>
+      </w:pPr>
+      <w:r>
+        <w:rPr>
+          <w:i/>
+          <w:color w:val="5F5E5A"/>
+          <w:sz w:val="18"/>
+        </w:rPr>
+        <w:t>24_korrelasjonsmatrise.png</w:t>
+      </w:r>
+    </w:p>
+    <w:p>
+      <w:pPr>
+        <w:keepNext/>
+        <w:jc w:val="center"/>
+      </w:pPr>
+      <w:r>
+        <w:drawing>
+          <wp:inline xmlns:a="http://schemas.openxmlformats.org/drawingml/2006/main" xmlns:pic="http://schemas.openxmlformats.org/drawingml/2006/picture">
+            <wp:extent cx="5940000" cy="5151146"/>
+            <wp:docPr id="40" name="Picture 40"/>
+            <wp:cNvGraphicFramePr>
+              <a:graphicFrameLocks noChangeAspect="1"/>
+            </wp:cNvGraphicFramePr>
+            <a:graphic>
+              <a:graphicData uri="http://schemas.openxmlformats.org/drawingml/2006/picture">
+                <pic:pic>
+                  <pic:nvPicPr>
+                    <pic:cNvPr id="0" name="24_korrelasjonsmatrise.png"/>
+                    <pic:cNvPicPr/>
+                  </pic:nvPicPr>
+                  <pic:blipFill>
+                    <a:blip r:embed="rId48"/>
+                    <a:stretch>
+                      <a:fillRect/>
+                    </a:stretch>
+                  </pic:blipFill>
+                  <pic:spPr>
+                    <a:xfrm>
+                      <a:off x="0" y="0"/>
+                      <a:ext cx="5940000" cy="5151146"/>
+                    </a:xfrm>
+                    <a:prstGeom prst="rect"/>
+                  </pic:spPr>
+                </pic:pic>
+              </a:graphicData>
+            </a:graphic>
+          </wp:inline>
+        </w:drawing>
+      </w:r>
+    </w:p>
+    <w:p>
+      <w:r>
+        <w:rPr>
+          <w:b/>
+        </w:rPr>
+        <w:t xml:space="preserve">Viser: </w:t>
+      </w:r>
+      <w:r>
+        <w:t>Spearman-korrelasjon mellom døgnverdier for alle værvariabler, målertyper og en helgeindikator. Bare nedre trekant er vist, siden matrisen er symmetrisk. Spearman er brukt fordi flere av variablene er sterkt skjeve (figur 8.4). Matrisen ligger også i korrelasjonsmatrise.csv.</w:t>
+      </w:r>
+    </w:p>
+    <w:p>
+      <w:r>
+        <w:rPr>
+          <w:b/>
+        </w:rPr>
+        <w:t xml:space="preserve">Slik leses den: </w:t>
+      </w:r>
+      <w:r>
+        <w:t>Varmtvann henger sterkt sammen med temperaturen (−0,89), mens strøm nesten ikke gjør det (−0,09). Strøm styres i stedet av ukedagen (−0,71 mot helg). Vind og lufttrykk har −0,43, fordi lavtrykk gir sterk vind.</w:t>
+      </w:r>
+    </w:p>
+    <w:tbl>
+      <w:tblPr>
+        <w:tblW w:type="auto" w:w="0"/>
+        <w:jc w:val="center"/>
+        <w:tblLook w:firstColumn="1" w:firstRow="1" w:lastColumn="0" w:lastRow="0" w:noHBand="0" w:noVBand="1" w:val="04A0"/>
+      </w:tblPr>
+      <w:tblGrid>
+        <w:gridCol w:w="9412"/>
+      </w:tblGrid>
+      <w:tr>
+        <w:trPr>
+          <w:cantSplit/>
+        </w:trPr>
+        <w:tc>
+          <w:tcPr>
+            <w:tcW w:type="dxa" w:w="9354"/>
+            <w:shd w:val="clear" w:color="auto" w:fill="F6F5F1"/>
+            <w:tcBorders>
+              <w:top w:val="nil"/>
+              <w:left w:val="single" w:sz="24" w:color="1E7B4F"/>
+              <w:bottom w:val="nil"/>
+              <w:right w:val="nil"/>
+            </w:tcBorders>
+          </w:tcPr>
+          <w:p>
+            <w:r>
+              <w:rPr>
+                <w:b/>
+              </w:rPr>
+              <w:t xml:space="preserve">Ekstrempunkt: </w:t>
+            </w:r>
+            <w:r>
+              <w:rPr>
+                <w:b/>
+              </w:rPr>
+              <w:t>Duggpunkt og temperatur: 0,92</w:t>
+            </w:r>
+            <w:r>
+              <w:rPr>
+                <w:b/>
+                <w:color w:val="1E7B4F"/>
+                <w:sz w:val="18"/>
+              </w:rPr>
+              <w:t xml:space="preserve">   [Ekte hendelse]</w:t>
+            </w:r>
+          </w:p>
+          <w:p>
+            <w:pPr>
+              <w:spacing w:after="60"/>
+            </w:pPr>
+            <w:r>
+              <w:rPr>
+                <w:b/>
+              </w:rPr>
+              <w:t xml:space="preserve">Hva vi ser: </w:t>
+            </w:r>
+            <w:r>
+              <w:t>Den sterkeste korrelasjonen i matrisen er mellom to værvariabler, ikke mellom vær og forbruk.</w:t>
+            </w:r>
+          </w:p>
+          <w:p>
+            <w:pPr>
+              <w:spacing w:after="60"/>
+            </w:pPr>
+            <w:r>
+              <w:rPr>
+                <w:b/>
+              </w:rPr>
+              <w:t xml:space="preserve">Årsak: </w:t>
+            </w:r>
+            <w:r>
+              <w:t>Duggpunktet kan aldri være høyere enn lufttemperaturen, og begge følger årstiden. De bærer derfor nesten samme informasjon. Det er derfor duggpunktet også har −0,82 mot varmtvann. Bruker en modell begge, blir effektene vanskelige å skille. Det er bedre å bruke temperatur og relativ fuktighet, som er mye mindre korrelert.</w:t>
+            </w:r>
+          </w:p>
+        </w:tc>
+      </w:tr>
+    </w:tbl>
+    <w:p>
+      <w:pPr>
+        <w:spacing w:after="40"/>
+      </w:pPr>
+    </w:p>
+    <w:p>
+      <w:r>
+        <w:br w:type="page"/>
+      </w:r>
+    </w:p>
+    <w:p>
+      <w:pPr>
+        <w:pStyle w:val="Heading1"/>
+      </w:pPr>
+      <w:r>
         <w:t>bygg_info.py</w:t>
       </w:r>
     </w:p>
@@ -6044,7 +8496,7 @@
     </w:p>
     <w:p>
       <w:r>
-        <w:t>Alle 32 ekstrempunktene i dokumentet, med årsaken forkortet til første setning.</w:t>
+        <w:t>Alle 42 ekstrempunktene i dokumentet, med årsaken forkortet til første setning.</w:t>
       </w:r>
     </w:p>
     <w:p>
@@ -6055,7 +8507,7 @@
         <w:t xml:space="preserve">Fordeling: </w:t>
       </w:r>
       <w:r>
-        <w:t>Målefeil: 13, Ekte hendelse: 8, Metodeartefakt: 7, Dataoppsett: 4.</w:t>
+        <w:t>Målefeil: 19, Ekte hendelse: 10, Metodeartefakt: 8, Dataoppsett: 5.</w:t>
       </w:r>
     </w:p>
     <w:tbl>
@@ -8048,6 +10500,606 @@
                 <w:sz w:val="17"/>
               </w:rPr>
               <w:t>Metodeartefakt</w:t>
+            </w:r>
+          </w:p>
+        </w:tc>
+      </w:tr>
+      <w:tr>
+        <w:tc>
+          <w:tcPr>
+            <w:tcW w:type="dxa" w:w="1928"/>
+          </w:tcPr>
+          <w:p>
+            <w:r/>
+            <w:r>
+              <w:rPr>
+                <w:sz w:val="17"/>
+              </w:rPr>
+              <w:t>8.1 19_tidsserie.png</w:t>
+            </w:r>
+          </w:p>
+        </w:tc>
+        <w:tc>
+          <w:tcPr>
+            <w:tcW w:type="dxa" w:w="2608"/>
+          </w:tcPr>
+          <w:p>
+            <w:r/>
+            <w:r>
+              <w:rPr>
+                <w:sz w:val="17"/>
+              </w:rPr>
+              <w:t>Strømtoppen 21.06.2017</w:t>
+            </w:r>
+          </w:p>
+        </w:tc>
+        <w:tc>
+          <w:tcPr>
+            <w:tcW w:type="dxa" w:w="3402"/>
+          </w:tcPr>
+          <w:p>
+            <w:r/>
+            <w:r>
+              <w:rPr>
+                <w:sz w:val="17"/>
+              </w:rPr>
+              <w:t>21.06.2017 er den samme dagen som hetebølgen med 33,9 °C (figur 2.2).</w:t>
+            </w:r>
+          </w:p>
+        </w:tc>
+        <w:tc>
+          <w:tcPr>
+            <w:tcW w:type="dxa" w:w="1417"/>
+          </w:tcPr>
+          <w:p>
+            <w:r/>
+            <w:r>
+              <w:rPr>
+                <w:b/>
+                <w:color w:val="1E7B4F"/>
+                <w:sz w:val="17"/>
+              </w:rPr>
+              <w:t>Ekte hendelse</w:t>
+            </w:r>
+          </w:p>
+        </w:tc>
+      </w:tr>
+      <w:tr>
+        <w:tc>
+          <w:tcPr>
+            <w:tcW w:type="dxa" w:w="1928"/>
+          </w:tcPr>
+          <w:p>
+            <w:r/>
+            <w:r>
+              <w:rPr>
+                <w:sz w:val="17"/>
+              </w:rPr>
+              <w:t>8.1 19_tidsserie.png</w:t>
+            </w:r>
+          </w:p>
+        </w:tc>
+        <w:tc>
+          <w:tcPr>
+            <w:tcW w:type="dxa" w:w="2608"/>
+          </w:tcPr>
+          <w:p>
+            <w:r/>
+            <w:r>
+              <w:rPr>
+                <w:sz w:val="17"/>
+              </w:rPr>
+              <w:t>Smale varmtvannstopper midt på sommeren</w:t>
+            </w:r>
+          </w:p>
+        </w:tc>
+        <w:tc>
+          <w:tcPr>
+            <w:tcW w:type="dxa" w:w="3402"/>
+          </w:tcPr>
+          <w:p>
+            <w:r/>
+            <w:r>
+              <w:rPr>
+                <w:sz w:val="17"/>
+              </w:rPr>
+              <w:t>Det er de oppsamlede verdiene fra figur 1.1.</w:t>
+            </w:r>
+          </w:p>
+        </w:tc>
+        <w:tc>
+          <w:tcPr>
+            <w:tcW w:type="dxa" w:w="1417"/>
+          </w:tcPr>
+          <w:p>
+            <w:r/>
+            <w:r>
+              <w:rPr>
+                <w:b/>
+                <w:color w:val="C0392B"/>
+                <w:sz w:val="17"/>
+              </w:rPr>
+              <w:t>Målefeil</w:t>
+            </w:r>
+          </w:p>
+        </w:tc>
+      </w:tr>
+      <w:tr>
+        <w:tc>
+          <w:tcPr>
+            <w:tcW w:type="dxa" w:w="1928"/>
+          </w:tcPr>
+          <w:p>
+            <w:r/>
+            <w:r>
+              <w:rPr>
+                <w:sz w:val="17"/>
+              </w:rPr>
+              <w:t>8.2 20_aar_mot_aar.png</w:t>
+            </w:r>
+          </w:p>
+        </w:tc>
+        <w:tc>
+          <w:tcPr>
+            <w:tcW w:type="dxa" w:w="2608"/>
+          </w:tcPr>
+          <w:p>
+            <w:r/>
+            <w:r>
+              <w:rPr>
+                <w:sz w:val="17"/>
+              </w:rPr>
+              <w:t>Strømmen faller ca. 10 % i april–juni 2017</w:t>
+            </w:r>
+          </w:p>
+        </w:tc>
+        <w:tc>
+          <w:tcPr>
+            <w:tcW w:type="dxa" w:w="3402"/>
+          </w:tcPr>
+          <w:p>
+            <w:r/>
+            <w:r>
+              <w:rPr>
+                <w:sz w:val="17"/>
+              </w:rPr>
+              <w:t>Temperaturen kan ikke forklare det, for den var nesten lik begge årene i den perioden.</w:t>
+            </w:r>
+          </w:p>
+        </w:tc>
+        <w:tc>
+          <w:tcPr>
+            <w:tcW w:type="dxa" w:w="1417"/>
+          </w:tcPr>
+          <w:p>
+            <w:r/>
+            <w:r>
+              <w:rPr>
+                <w:b/>
+                <w:color w:val="C0392B"/>
+                <w:sz w:val="17"/>
+              </w:rPr>
+              <w:t>Målefeil</w:t>
+            </w:r>
+          </w:p>
+        </w:tc>
+      </w:tr>
+      <w:tr>
+        <w:tc>
+          <w:tcPr>
+            <w:tcW w:type="dxa" w:w="1928"/>
+          </w:tcPr>
+          <w:p>
+            <w:r/>
+            <w:r>
+              <w:rPr>
+                <w:sz w:val="17"/>
+              </w:rPr>
+              <w:t>8.3 21_bygg_over_tid.png</w:t>
+            </w:r>
+          </w:p>
+        </w:tc>
+        <w:tc>
+          <w:tcPr>
+            <w:tcW w:type="dxa" w:w="2608"/>
+          </w:tcPr>
+          <w:p>
+            <w:r/>
+            <w:r>
+              <w:rPr>
+                <w:sz w:val="17"/>
+              </w:rPr>
+              <w:t>Nivåskift: Lashandra, Karyl, Della og Takako</w:t>
+            </w:r>
+          </w:p>
+        </w:tc>
+        <w:tc>
+          <w:tcPr>
+            <w:tcW w:type="dxa" w:w="3402"/>
+          </w:tcPr>
+          <w:p>
+            <w:r/>
+            <w:r>
+              <w:rPr>
+                <w:sz w:val="17"/>
+              </w:rPr>
+              <w:t>Brå og varige hopp: målerbytte eller ny inndeling av bygget.</w:t>
+            </w:r>
+          </w:p>
+        </w:tc>
+        <w:tc>
+          <w:tcPr>
+            <w:tcW w:type="dxa" w:w="1417"/>
+          </w:tcPr>
+          <w:p>
+            <w:r/>
+            <w:r>
+              <w:rPr>
+                <w:b/>
+                <w:color w:val="C0392B"/>
+                <w:sz w:val="17"/>
+              </w:rPr>
+              <w:t>Målefeil</w:t>
+            </w:r>
+          </w:p>
+        </w:tc>
+      </w:tr>
+      <w:tr>
+        <w:tc>
+          <w:tcPr>
+            <w:tcW w:type="dxa" w:w="1928"/>
+          </w:tcPr>
+          <w:p>
+            <w:r/>
+            <w:r>
+              <w:rPr>
+                <w:sz w:val="17"/>
+              </w:rPr>
+              <w:t>8.3 21_bygg_over_tid.png</w:t>
+            </w:r>
+          </w:p>
+        </w:tc>
+        <w:tc>
+          <w:tcPr>
+            <w:tcW w:type="dxa" w:w="2608"/>
+          </w:tcPr>
+          <w:p>
+            <w:r/>
+            <w:r>
+              <w:rPr>
+                <w:sz w:val="17"/>
+              </w:rPr>
+              <w:t>Loddrette blå streker i mai, juni og august 2017</w:t>
+            </w:r>
+          </w:p>
+        </w:tc>
+        <w:tc>
+          <w:tcPr>
+            <w:tcW w:type="dxa" w:w="3402"/>
+          </w:tcPr>
+          <w:p>
+            <w:r/>
+            <w:r>
+              <w:rPr>
+                <w:sz w:val="17"/>
+              </w:rPr>
+              <w:t>De samme 22 målerne er nede samtidig: felles datalogger.</w:t>
+            </w:r>
+          </w:p>
+        </w:tc>
+        <w:tc>
+          <w:tcPr>
+            <w:tcW w:type="dxa" w:w="1417"/>
+          </w:tcPr>
+          <w:p>
+            <w:r/>
+            <w:r>
+              <w:rPr>
+                <w:b/>
+                <w:color w:val="C0392B"/>
+                <w:sz w:val="17"/>
+              </w:rPr>
+              <w:t>Målefeil</w:t>
+            </w:r>
+          </w:p>
+        </w:tc>
+      </w:tr>
+      <w:tr>
+        <w:tc>
+          <w:tcPr>
+            <w:tcW w:type="dxa" w:w="1928"/>
+          </w:tcPr>
+          <w:p>
+            <w:r/>
+            <w:r>
+              <w:rPr>
+                <w:sz w:val="17"/>
+              </w:rPr>
+              <w:t>8.3 21_bygg_over_tid.png</w:t>
+            </w:r>
+          </w:p>
+        </w:tc>
+        <w:tc>
+          <w:tcPr>
+            <w:tcW w:type="dxa" w:w="2608"/>
+          </w:tcPr>
+          <w:p>
+            <w:r/>
+            <w:r>
+              <w:rPr>
+                <w:sz w:val="17"/>
+              </w:rPr>
+              <w:t>Erma er grå i hele 2017</w:t>
+            </w:r>
+          </w:p>
+        </w:tc>
+        <w:tc>
+          <w:tcPr>
+            <w:tcW w:type="dxa" w:w="3402"/>
+          </w:tcPr>
+          <w:p>
+            <w:r/>
+            <w:r>
+              <w:rPr>
+                <w:sz w:val="17"/>
+              </w:rPr>
+              <w:t>Måleren går ned mot null i november–desember 2016 og forsvinner så.</w:t>
+            </w:r>
+          </w:p>
+        </w:tc>
+        <w:tc>
+          <w:tcPr>
+            <w:tcW w:type="dxa" w:w="1417"/>
+          </w:tcPr>
+          <w:p>
+            <w:r/>
+            <w:r>
+              <w:rPr>
+                <w:b/>
+                <w:color w:val="C0392B"/>
+                <w:sz w:val="17"/>
+              </w:rPr>
+              <w:t>Målefeil</w:t>
+            </w:r>
+          </w:p>
+        </w:tc>
+      </w:tr>
+      <w:tr>
+        <w:tc>
+          <w:tcPr>
+            <w:tcW w:type="dxa" w:w="1928"/>
+          </w:tcPr>
+          <w:p>
+            <w:r/>
+            <w:r>
+              <w:rPr>
+                <w:sz w:val="17"/>
+              </w:rPr>
+              <w:t>8.4 22_histogram_maalere.png</w:t>
+            </w:r>
+          </w:p>
+        </w:tc>
+        <w:tc>
+          <w:tcPr>
+            <w:tcW w:type="dxa" w:w="2608"/>
+          </w:tcPr>
+          <w:p>
+            <w:r/>
+            <w:r>
+              <w:rPr>
+                <w:sz w:val="17"/>
+              </w:rPr>
+              <w:t>Varmtvann har en smal topp på nøyaktig 100</w:t>
+            </w:r>
+          </w:p>
+        </w:tc>
+        <w:tc>
+          <w:tcPr>
+            <w:tcW w:type="dxa" w:w="3402"/>
+          </w:tcPr>
+          <w:p>
+            <w:r/>
+            <w:r>
+              <w:rPr>
+                <w:sz w:val="17"/>
+              </w:rPr>
+              <w:t>Måleren registrerer i trinn på 10 eller 100 (måleroppløsning).</w:t>
+            </w:r>
+          </w:p>
+        </w:tc>
+        <w:tc>
+          <w:tcPr>
+            <w:tcW w:type="dxa" w:w="1417"/>
+          </w:tcPr>
+          <w:p>
+            <w:r/>
+            <w:r>
+              <w:rPr>
+                <w:b/>
+                <w:color w:val="2A78D6"/>
+                <w:sz w:val="17"/>
+              </w:rPr>
+              <w:t>Dataoppsett</w:t>
+            </w:r>
+          </w:p>
+        </w:tc>
+      </w:tr>
+      <w:tr>
+        <w:tc>
+          <w:tcPr>
+            <w:tcW w:type="dxa" w:w="1928"/>
+          </w:tcPr>
+          <w:p>
+            <w:r/>
+            <w:r>
+              <w:rPr>
+                <w:sz w:val="17"/>
+              </w:rPr>
+              <w:t>8.4 22_histogram_maalere.png</w:t>
+            </w:r>
+          </w:p>
+        </w:tc>
+        <w:tc>
+          <w:tcPr>
+            <w:tcW w:type="dxa" w:w="2608"/>
+          </w:tcPr>
+          <w:p>
+            <w:r/>
+            <w:r>
+              <w:rPr>
+                <w:sz w:val="17"/>
+              </w:rPr>
+              <w:t>Små søyler helt nede ved 0,005–0,01 kWh for strøm</w:t>
+            </w:r>
+          </w:p>
+        </w:tc>
+        <w:tc>
+          <w:tcPr>
+            <w:tcW w:type="dxa" w:w="3402"/>
+          </w:tcPr>
+          <w:p>
+            <w:r/>
+            <w:r>
+              <w:rPr>
+                <w:sz w:val="17"/>
+              </w:rPr>
+              <w:t>Det er de døde målerne som står på en konstant verdi nær null (for eksempel Billi med 0,0053 kWh/time, se figur 1.4).</w:t>
+            </w:r>
+          </w:p>
+        </w:tc>
+        <w:tc>
+          <w:tcPr>
+            <w:tcW w:type="dxa" w:w="1417"/>
+          </w:tcPr>
+          <w:p>
+            <w:r/>
+            <w:r>
+              <w:rPr>
+                <w:b/>
+                <w:color w:val="C0392B"/>
+                <w:sz w:val="17"/>
+              </w:rPr>
+              <w:t>Målefeil</w:t>
+            </w:r>
+          </w:p>
+        </w:tc>
+      </w:tr>
+      <w:tr>
+        <w:tc>
+          <w:tcPr>
+            <w:tcW w:type="dxa" w:w="1928"/>
+          </w:tcPr>
+          <w:p>
+            <w:r/>
+            <w:r>
+              <w:rPr>
+                <w:sz w:val="17"/>
+              </w:rPr>
+              <w:t>8.5 23_histogram_vaer.png</w:t>
+            </w:r>
+          </w:p>
+        </w:tc>
+        <w:tc>
+          <w:tcPr>
+            <w:tcW w:type="dxa" w:w="2608"/>
+          </w:tcPr>
+          <w:p>
+            <w:r/>
+            <w:r>
+              <w:rPr>
+                <w:sz w:val="17"/>
+              </w:rPr>
+              <w:t>Tomme søyler i vindhistogrammet</w:t>
+            </w:r>
+          </w:p>
+        </w:tc>
+        <w:tc>
+          <w:tcPr>
+            <w:tcW w:type="dxa" w:w="3402"/>
+          </w:tcPr>
+          <w:p>
+            <w:r/>
+            <w:r>
+              <w:rPr>
+                <w:sz w:val="17"/>
+              </w:rPr>
+              <w:t>Vindhastigheten er målt med en oppløsning på 0,5 m/s (verdiene er for eksempel 2,6, 3,1 og 3,6, omregnet fra knop).</w:t>
+            </w:r>
+          </w:p>
+        </w:tc>
+        <w:tc>
+          <w:tcPr>
+            <w:tcW w:type="dxa" w:w="1417"/>
+          </w:tcPr>
+          <w:p>
+            <w:r/>
+            <w:r>
+              <w:rPr>
+                <w:b/>
+                <w:color w:val="B9770E"/>
+                <w:sz w:val="17"/>
+              </w:rPr>
+              <w:t>Metodeartefakt</w:t>
+            </w:r>
+          </w:p>
+        </w:tc>
+      </w:tr>
+      <w:tr>
+        <w:tc>
+          <w:tcPr>
+            <w:tcW w:type="dxa" w:w="1928"/>
+          </w:tcPr>
+          <w:p>
+            <w:r/>
+            <w:r>
+              <w:rPr>
+                <w:sz w:val="17"/>
+              </w:rPr>
+              <w:t>8.6 24_korrelasjonsmatrise.png</w:t>
+            </w:r>
+          </w:p>
+        </w:tc>
+        <w:tc>
+          <w:tcPr>
+            <w:tcW w:type="dxa" w:w="2608"/>
+          </w:tcPr>
+          <w:p>
+            <w:r/>
+            <w:r>
+              <w:rPr>
+                <w:sz w:val="17"/>
+              </w:rPr>
+              <w:t>Duggpunkt og temperatur: 0,92</w:t>
+            </w:r>
+          </w:p>
+        </w:tc>
+        <w:tc>
+          <w:tcPr>
+            <w:tcW w:type="dxa" w:w="3402"/>
+          </w:tcPr>
+          <w:p>
+            <w:r/>
+            <w:r>
+              <w:rPr>
+                <w:sz w:val="17"/>
+              </w:rPr>
+              <w:t>Duggpunkt følger temperaturen; to nesten like variabler.</w:t>
+            </w:r>
+          </w:p>
+        </w:tc>
+        <w:tc>
+          <w:tcPr>
+            <w:tcW w:type="dxa" w:w="1417"/>
+          </w:tcPr>
+          <w:p>
+            <w:r/>
+            <w:r>
+              <w:rPr>
+                <w:b/>
+                <w:color w:val="1E7B4F"/>
+                <w:sz w:val="17"/>
+              </w:rPr>
+              <w:t>Ekte hendelse</w:t>
             </w:r>
           </w:p>
         </w:tc>
